--- a/cv.docx
+++ b/cv.docx
@@ -191,11 +191,10 @@
           <w:p>
             <w:pPr>
               <w:rPr>
-                <w:rFonts w:ascii="PT Sans" w:hAnsi="PT Sans"/>
-                <w:color w:val="000080"/>
-                <w:sz w:val="18"/>
-                <w:szCs w:val="18"/>
-                <w:u w:val="single"/>
+                <w:rStyle w:val="Hyperlink"/>
+                <w:rFonts w:ascii="PT Sans" w:hAnsi="PT Sans"/>
+                <w:sz w:val="18"/>
+                <w:szCs w:val="18"/>
               </w:rPr>
             </w:pPr>
             <w:hyperlink r:id="rId8" w:history="1">
@@ -209,6 +208,28 @@
                 <w:t>iliailiashenko@gmail.com</w:t>
               </w:r>
             </w:hyperlink>
+          </w:p>
+          <w:p>
+            <w:pPr>
+              <w:rPr>
+                <w:rFonts w:ascii="PT Sans" w:hAnsi="PT Sans"/>
+                <w:color w:val="000080"/>
+                <w:sz w:val="18"/>
+                <w:szCs w:val="18"/>
+                <w:u w:val="single"/>
+              </w:rPr>
+            </w:pPr>
+            <w:proofErr w:type="spellStart"/>
+            <w:r>
+              <w:rPr>
+                <w:rStyle w:val="Hyperlink"/>
+                <w:rFonts w:ascii="PT Sans" w:hAnsi="PT Sans"/>
+                <w:sz w:val="18"/>
+                <w:szCs w:val="18"/>
+              </w:rPr>
+              <w:t>ilia@inversed.tech</w:t>
+            </w:r>
+            <w:proofErr w:type="spellEnd"/>
             <w:r>
               <w:rPr>
                 <w:rFonts w:ascii="PT Sans" w:hAnsi="PT Sans"/>
@@ -717,7 +738,7 @@
                 <w:szCs w:val="18"/>
                 <w:shd w:val="clear" w:color="auto" w:fill="FFFFFF"/>
               </w:rPr>
-              <w:t>Aug. 2021 - present</w:t>
+              <w:t>Oct. 2024 – now</w:t>
             </w:r>
           </w:p>
         </w:tc>
@@ -752,78 +773,22 @@
               <w:jc w:val="right"/>
               <w:rPr>
                 <w:rFonts w:ascii="PT Sans" w:hAnsi="PT Sans"/>
-                <w:color w:val="808080" w:themeColor="background1" w:themeShade="80"/>
-                <w:sz w:val="18"/>
-                <w:szCs w:val="18"/>
-                <w:shd w:val="clear" w:color="auto" w:fill="FFFFFF"/>
-              </w:rPr>
-            </w:pPr>
-            <w:proofErr w:type="spellStart"/>
-            <w:r>
-              <w:rPr>
-                <w:rFonts w:ascii="PT Sans" w:hAnsi="PT Sans"/>
-                <w:color w:val="808080" w:themeColor="background1" w:themeShade="80"/>
-                <w:sz w:val="18"/>
-                <w:szCs w:val="18"/>
-                <w:shd w:val="clear" w:color="auto" w:fill="FFFFFF"/>
-              </w:rPr>
-              <w:t>Ciphermode</w:t>
-            </w:r>
-            <w:proofErr w:type="spellEnd"/>
-            <w:r>
-              <w:rPr>
-                <w:rFonts w:ascii="PT Sans" w:hAnsi="PT Sans"/>
-                <w:color w:val="808080" w:themeColor="background1" w:themeShade="80"/>
-                <w:sz w:val="18"/>
-                <w:szCs w:val="18"/>
-                <w:shd w:val="clear" w:color="auto" w:fill="FFFFFF"/>
-              </w:rPr>
-              <w:t xml:space="preserve"> Labs</w:t>
-            </w:r>
-            <w:r>
-              <w:rPr>
-                <w:rFonts w:ascii="PT Sans" w:hAnsi="PT Sans"/>
-                <w:color w:val="808080" w:themeColor="background1" w:themeShade="80"/>
-                <w:sz w:val="18"/>
-                <w:szCs w:val="18"/>
-                <w:shd w:val="clear" w:color="auto" w:fill="FFFFFF"/>
-              </w:rPr>
-              <w:t xml:space="preserve"> DBA </w:t>
-            </w:r>
-            <w:proofErr w:type="spellStart"/>
-            <w:r>
-              <w:rPr>
-                <w:rFonts w:ascii="PT Sans" w:hAnsi="PT Sans"/>
-                <w:color w:val="808080" w:themeColor="background1" w:themeShade="80"/>
-                <w:sz w:val="18"/>
-                <w:szCs w:val="18"/>
-                <w:shd w:val="clear" w:color="auto" w:fill="FFFFFF"/>
-              </w:rPr>
-              <w:t>Pyte</w:t>
-            </w:r>
-            <w:proofErr w:type="spellEnd"/>
-            <w:r>
-              <w:rPr>
-                <w:rFonts w:ascii="PT Sans" w:hAnsi="PT Sans"/>
-                <w:color w:val="808080" w:themeColor="background1" w:themeShade="80"/>
-                <w:sz w:val="18"/>
-                <w:szCs w:val="18"/>
-                <w:shd w:val="clear" w:color="auto" w:fill="FFFFFF"/>
-              </w:rPr>
-              <w:t>, Remote</w:t>
-            </w:r>
-          </w:p>
-          <w:p>
-            <w:pPr>
-              <w:jc w:val="right"/>
-              <w:rPr>
-                <w:rFonts w:ascii="PT Sans" w:hAnsi="PT Sans"/>
-                <w:color w:val="000000"/>
-                <w:sz w:val="18"/>
-                <w:szCs w:val="18"/>
-                <w:shd w:val="clear" w:color="auto" w:fill="FFFFFF"/>
-              </w:rPr>
-            </w:pPr>
+                <w:color w:val="000000"/>
+                <w:sz w:val="18"/>
+                <w:szCs w:val="18"/>
+                <w:shd w:val="clear" w:color="auto" w:fill="FFFFFF"/>
+              </w:rPr>
+            </w:pPr>
+            <w:r>
+              <w:rPr>
+                <w:rFonts w:ascii="PT Sans" w:hAnsi="PT Sans"/>
+                <w:color w:val="808080" w:themeColor="background1" w:themeShade="80"/>
+                <w:sz w:val="18"/>
+                <w:szCs w:val="18"/>
+                <w:shd w:val="clear" w:color="auto" w:fill="FFFFFF"/>
+              </w:rPr>
+              <w:t>Inversed Tech, Remote</w:t>
+            </w:r>
           </w:p>
         </w:tc>
       </w:tr>
@@ -865,7 +830,7 @@
                 <w:szCs w:val="18"/>
                 <w:shd w:val="clear" w:color="auto" w:fill="FFFFFF"/>
               </w:rPr>
-              <w:t xml:space="preserve">May 2019 </w:t>
+              <w:t xml:space="preserve">Aug. 2021 </w:t>
             </w:r>
             <w:r>
               <w:rPr>
@@ -895,7 +860,7 @@
                 <w:szCs w:val="18"/>
                 <w:shd w:val="clear" w:color="auto" w:fill="FFFFFF"/>
               </w:rPr>
-              <w:t>Aug. 2021</w:t>
+              <w:t>Sep. 2024</w:t>
             </w:r>
           </w:p>
         </w:tc>
@@ -922,29 +887,73 @@
                 <w:szCs w:val="18"/>
                 <w:shd w:val="clear" w:color="auto" w:fill="FFFFFF"/>
               </w:rPr>
-              <w:t>Postdoctoral researcher</w:t>
-            </w:r>
-          </w:p>
-          <w:p>
-            <w:pPr>
-              <w:jc w:val="right"/>
-              <w:rPr>
-                <w:rFonts w:ascii="PT Sans" w:hAnsi="PT Sans"/>
-                <w:color w:val="808080" w:themeColor="background1" w:themeShade="80"/>
-                <w:sz w:val="18"/>
-                <w:szCs w:val="18"/>
-                <w:shd w:val="clear" w:color="auto" w:fill="FFFFFF"/>
-              </w:rPr>
-            </w:pPr>
-            <w:r>
-              <w:rPr>
-                <w:rFonts w:ascii="PT Sans" w:hAnsi="PT Sans"/>
-                <w:color w:val="808080" w:themeColor="background1" w:themeShade="80"/>
-                <w:sz w:val="18"/>
-                <w:szCs w:val="18"/>
-                <w:shd w:val="clear" w:color="auto" w:fill="FFFFFF"/>
-              </w:rPr>
-              <w:t>ESAT/COSIC, KU Leuven, Leuven, Belgium</w:t>
+              <w:t>Research engineer</w:t>
+            </w:r>
+          </w:p>
+          <w:p>
+            <w:pPr>
+              <w:jc w:val="right"/>
+              <w:rPr>
+                <w:rFonts w:ascii="PT Sans" w:hAnsi="PT Sans"/>
+                <w:color w:val="808080" w:themeColor="background1" w:themeShade="80"/>
+                <w:sz w:val="18"/>
+                <w:szCs w:val="18"/>
+                <w:shd w:val="clear" w:color="auto" w:fill="FFFFFF"/>
+              </w:rPr>
+            </w:pPr>
+            <w:proofErr w:type="spellStart"/>
+            <w:r>
+              <w:rPr>
+                <w:rFonts w:ascii="PT Sans" w:hAnsi="PT Sans"/>
+                <w:color w:val="808080" w:themeColor="background1" w:themeShade="80"/>
+                <w:sz w:val="18"/>
+                <w:szCs w:val="18"/>
+                <w:shd w:val="clear" w:color="auto" w:fill="FFFFFF"/>
+              </w:rPr>
+              <w:t>Ciphermode</w:t>
+            </w:r>
+            <w:proofErr w:type="spellEnd"/>
+            <w:r>
+              <w:rPr>
+                <w:rFonts w:ascii="PT Sans" w:hAnsi="PT Sans"/>
+                <w:color w:val="808080" w:themeColor="background1" w:themeShade="80"/>
+                <w:sz w:val="18"/>
+                <w:szCs w:val="18"/>
+                <w:shd w:val="clear" w:color="auto" w:fill="FFFFFF"/>
+              </w:rPr>
+              <w:t xml:space="preserve"> Labs</w:t>
+            </w:r>
+            <w:r>
+              <w:rPr>
+                <w:rFonts w:ascii="PT Sans" w:hAnsi="PT Sans"/>
+                <w:color w:val="808080" w:themeColor="background1" w:themeShade="80"/>
+                <w:sz w:val="18"/>
+                <w:szCs w:val="18"/>
+                <w:shd w:val="clear" w:color="auto" w:fill="FFFFFF"/>
+              </w:rPr>
+              <w:t xml:space="preserve"> DBA </w:t>
+            </w:r>
+            <w:proofErr w:type="spellStart"/>
+            <w:r>
+              <w:rPr>
+                <w:rFonts w:ascii="PT Sans" w:hAnsi="PT Sans"/>
+                <w:color w:val="808080" w:themeColor="background1" w:themeShade="80"/>
+                <w:sz w:val="18"/>
+                <w:szCs w:val="18"/>
+                <w:shd w:val="clear" w:color="auto" w:fill="FFFFFF"/>
+              </w:rPr>
+              <w:t>Pyte</w:t>
+            </w:r>
+            <w:proofErr w:type="spellEnd"/>
+            <w:r>
+              <w:rPr>
+                <w:rFonts w:ascii="PT Sans" w:hAnsi="PT Sans"/>
+                <w:color w:val="808080" w:themeColor="background1" w:themeShade="80"/>
+                <w:sz w:val="18"/>
+                <w:szCs w:val="18"/>
+                <w:shd w:val="clear" w:color="auto" w:fill="FFFFFF"/>
+              </w:rPr>
+              <w:t>, Remote</w:t>
             </w:r>
           </w:p>
           <w:p>
@@ -999,28 +1008,37 @@
                 <w:szCs w:val="18"/>
                 <w:shd w:val="clear" w:color="auto" w:fill="FFFFFF"/>
               </w:rPr>
-              <w:t>Jun. 2019 – Sep. 2019,</w:t>
-            </w:r>
-          </w:p>
-          <w:p>
-            <w:pPr>
-              <w:rPr>
-                <w:rFonts w:ascii="PT Sans" w:hAnsi="PT Sans"/>
-                <w:color w:val="000000"/>
-                <w:sz w:val="18"/>
-                <w:szCs w:val="18"/>
-                <w:shd w:val="clear" w:color="auto" w:fill="FFFFFF"/>
-              </w:rPr>
-            </w:pPr>
-            <w:r>
-              <w:rPr>
-                <w:rFonts w:ascii="PT Sans" w:hAnsi="PT Sans"/>
-                <w:color w:val="000000"/>
-                <w:sz w:val="18"/>
-                <w:szCs w:val="18"/>
-                <w:shd w:val="clear" w:color="auto" w:fill="FFFFFF"/>
-              </w:rPr>
-              <w:t>Jun. 2018 – Sep. 2018</w:t>
+              <w:t xml:space="preserve">May 2019 </w:t>
+            </w:r>
+            <w:r>
+              <w:rPr>
+                <w:rFonts w:ascii="PT Sans" w:hAnsi="PT Sans"/>
+                <w:color w:val="000000"/>
+                <w:sz w:val="18"/>
+                <w:szCs w:val="18"/>
+                <w:shd w:val="clear" w:color="auto" w:fill="FFFFFF"/>
+              </w:rPr>
+              <w:t>–</w:t>
+            </w:r>
+            <w:r>
+              <w:rPr>
+                <w:rFonts w:ascii="PT Sans" w:hAnsi="PT Sans"/>
+                <w:color w:val="000000"/>
+                <w:sz w:val="18"/>
+                <w:szCs w:val="18"/>
+                <w:shd w:val="clear" w:color="auto" w:fill="FFFFFF"/>
+              </w:rPr>
+              <w:t xml:space="preserve"> </w:t>
+            </w:r>
+            <w:r>
+              <w:rPr>
+                <w:rFonts w:ascii="PT Sans" w:hAnsi="PT Sans"/>
+                <w:color w:val="000000"/>
+                <w:sz w:val="18"/>
+                <w:szCs w:val="18"/>
+                <w:shd w:val="clear" w:color="auto" w:fill="FFFFFF"/>
+              </w:rPr>
+              <w:t>Aug. 2021</w:t>
             </w:r>
           </w:p>
         </w:tc>
@@ -1047,71 +1065,29 @@
                 <w:szCs w:val="18"/>
                 <w:shd w:val="clear" w:color="auto" w:fill="FFFFFF"/>
               </w:rPr>
-              <w:t>Research intern</w:t>
-            </w:r>
-          </w:p>
-          <w:p>
-            <w:pPr>
-              <w:jc w:val="right"/>
-              <w:rPr>
-                <w:rFonts w:ascii="PT Sans" w:hAnsi="PT Sans"/>
-                <w:color w:val="808080" w:themeColor="background1" w:themeShade="80"/>
-                <w:sz w:val="18"/>
-                <w:szCs w:val="18"/>
-                <w:shd w:val="clear" w:color="auto" w:fill="FFFFFF"/>
-              </w:rPr>
-            </w:pPr>
-            <w:r>
-              <w:rPr>
-                <w:rFonts w:ascii="PT Sans" w:hAnsi="PT Sans"/>
-                <w:color w:val="808080" w:themeColor="background1" w:themeShade="80"/>
-                <w:sz w:val="18"/>
-                <w:szCs w:val="18"/>
-                <w:shd w:val="clear" w:color="auto" w:fill="FFFFFF"/>
-              </w:rPr>
-              <w:t>Cryptography and Privacy Research group,</w:t>
-            </w:r>
-          </w:p>
-          <w:p>
-            <w:pPr>
-              <w:jc w:val="right"/>
-              <w:rPr>
-                <w:rFonts w:ascii="PT Sans" w:hAnsi="PT Sans"/>
-                <w:color w:val="808080" w:themeColor="background1" w:themeShade="80"/>
-                <w:sz w:val="18"/>
-                <w:szCs w:val="18"/>
-                <w:shd w:val="clear" w:color="auto" w:fill="FFFFFF"/>
-              </w:rPr>
-            </w:pPr>
-            <w:r>
-              <w:rPr>
-                <w:rFonts w:ascii="PT Sans" w:hAnsi="PT Sans"/>
-                <w:color w:val="808080" w:themeColor="background1" w:themeShade="80"/>
-                <w:sz w:val="18"/>
-                <w:szCs w:val="18"/>
-                <w:shd w:val="clear" w:color="auto" w:fill="FFFFFF"/>
-              </w:rPr>
-              <w:t xml:space="preserve">Microsoft Research, Redmond, </w:t>
-            </w:r>
-            <w:r>
-              <w:rPr>
-                <w:rFonts w:ascii="PT Sans" w:hAnsi="PT Sans"/>
-                <w:color w:val="808080" w:themeColor="background1" w:themeShade="80"/>
-                <w:sz w:val="18"/>
-                <w:szCs w:val="18"/>
-                <w:shd w:val="clear" w:color="auto" w:fill="FFFFFF"/>
-              </w:rPr>
-              <w:t xml:space="preserve">WA, </w:t>
-            </w:r>
-            <w:r>
-              <w:rPr>
-                <w:rFonts w:ascii="PT Sans" w:hAnsi="PT Sans"/>
-                <w:color w:val="808080" w:themeColor="background1" w:themeShade="80"/>
-                <w:sz w:val="18"/>
-                <w:szCs w:val="18"/>
-                <w:shd w:val="clear" w:color="auto" w:fill="FFFFFF"/>
-              </w:rPr>
-              <w:t>USA</w:t>
+              <w:t>Postdoctoral researcher</w:t>
+            </w:r>
+          </w:p>
+          <w:p>
+            <w:pPr>
+              <w:jc w:val="right"/>
+              <w:rPr>
+                <w:rFonts w:ascii="PT Sans" w:hAnsi="PT Sans"/>
+                <w:color w:val="808080" w:themeColor="background1" w:themeShade="80"/>
+                <w:sz w:val="18"/>
+                <w:szCs w:val="18"/>
+                <w:shd w:val="clear" w:color="auto" w:fill="FFFFFF"/>
+              </w:rPr>
+            </w:pPr>
+            <w:r>
+              <w:rPr>
+                <w:rFonts w:ascii="PT Sans" w:hAnsi="PT Sans"/>
+                <w:color w:val="808080" w:themeColor="background1" w:themeShade="80"/>
+                <w:sz w:val="18"/>
+                <w:szCs w:val="18"/>
+                <w:shd w:val="clear" w:color="auto" w:fill="FFFFFF"/>
+              </w:rPr>
+              <w:t>ESAT/COSIC, KU Leuven, Leuven, Belgium</w:t>
             </w:r>
           </w:p>
           <w:p>
@@ -1166,7 +1142,28 @@
                 <w:szCs w:val="18"/>
                 <w:shd w:val="clear" w:color="auto" w:fill="FFFFFF"/>
               </w:rPr>
-              <w:t>Sep. 2013 – Aug. 2015</w:t>
+              <w:t>Jun. 2019 – Sep. 2019,</w:t>
+            </w:r>
+          </w:p>
+          <w:p>
+            <w:pPr>
+              <w:rPr>
+                <w:rFonts w:ascii="PT Sans" w:hAnsi="PT Sans"/>
+                <w:color w:val="000000"/>
+                <w:sz w:val="18"/>
+                <w:szCs w:val="18"/>
+                <w:shd w:val="clear" w:color="auto" w:fill="FFFFFF"/>
+              </w:rPr>
+            </w:pPr>
+            <w:r>
+              <w:rPr>
+                <w:rFonts w:ascii="PT Sans" w:hAnsi="PT Sans"/>
+                <w:color w:val="000000"/>
+                <w:sz w:val="18"/>
+                <w:szCs w:val="18"/>
+                <w:shd w:val="clear" w:color="auto" w:fill="FFFFFF"/>
+              </w:rPr>
+              <w:t>Jun. 2018 – Sep. 2018</w:t>
             </w:r>
           </w:p>
         </w:tc>
@@ -1193,29 +1190,71 @@
                 <w:szCs w:val="18"/>
                 <w:shd w:val="clear" w:color="auto" w:fill="FFFFFF"/>
               </w:rPr>
-              <w:t>Postgraduate researcher</w:t>
-            </w:r>
-          </w:p>
-          <w:p>
-            <w:pPr>
-              <w:jc w:val="right"/>
-              <w:rPr>
-                <w:rFonts w:ascii="PT Sans" w:hAnsi="PT Sans"/>
-                <w:color w:val="808080" w:themeColor="background1" w:themeShade="80"/>
-                <w:sz w:val="18"/>
-                <w:szCs w:val="18"/>
-                <w:shd w:val="clear" w:color="auto" w:fill="FFFFFF"/>
-              </w:rPr>
-            </w:pPr>
-            <w:r>
-              <w:rPr>
-                <w:rFonts w:ascii="PT Sans" w:hAnsi="PT Sans"/>
-                <w:color w:val="808080" w:themeColor="background1" w:themeShade="80"/>
-                <w:sz w:val="18"/>
-                <w:szCs w:val="18"/>
-                <w:shd w:val="clear" w:color="auto" w:fill="FFFFFF"/>
-              </w:rPr>
-              <w:t>IKBFU, Kaliningrad, Russia</w:t>
+              <w:t>Research intern</w:t>
+            </w:r>
+          </w:p>
+          <w:p>
+            <w:pPr>
+              <w:jc w:val="right"/>
+              <w:rPr>
+                <w:rFonts w:ascii="PT Sans" w:hAnsi="PT Sans"/>
+                <w:color w:val="808080" w:themeColor="background1" w:themeShade="80"/>
+                <w:sz w:val="18"/>
+                <w:szCs w:val="18"/>
+                <w:shd w:val="clear" w:color="auto" w:fill="FFFFFF"/>
+              </w:rPr>
+            </w:pPr>
+            <w:r>
+              <w:rPr>
+                <w:rFonts w:ascii="PT Sans" w:hAnsi="PT Sans"/>
+                <w:color w:val="808080" w:themeColor="background1" w:themeShade="80"/>
+                <w:sz w:val="18"/>
+                <w:szCs w:val="18"/>
+                <w:shd w:val="clear" w:color="auto" w:fill="FFFFFF"/>
+              </w:rPr>
+              <w:t>Cryptography and Privacy Research group,</w:t>
+            </w:r>
+          </w:p>
+          <w:p>
+            <w:pPr>
+              <w:jc w:val="right"/>
+              <w:rPr>
+                <w:rFonts w:ascii="PT Sans" w:hAnsi="PT Sans"/>
+                <w:color w:val="808080" w:themeColor="background1" w:themeShade="80"/>
+                <w:sz w:val="18"/>
+                <w:szCs w:val="18"/>
+                <w:shd w:val="clear" w:color="auto" w:fill="FFFFFF"/>
+              </w:rPr>
+            </w:pPr>
+            <w:r>
+              <w:rPr>
+                <w:rFonts w:ascii="PT Sans" w:hAnsi="PT Sans"/>
+                <w:color w:val="808080" w:themeColor="background1" w:themeShade="80"/>
+                <w:sz w:val="18"/>
+                <w:szCs w:val="18"/>
+                <w:shd w:val="clear" w:color="auto" w:fill="FFFFFF"/>
+              </w:rPr>
+              <w:t xml:space="preserve">Microsoft Research, Redmond, </w:t>
+            </w:r>
+            <w:r>
+              <w:rPr>
+                <w:rFonts w:ascii="PT Sans" w:hAnsi="PT Sans"/>
+                <w:color w:val="808080" w:themeColor="background1" w:themeShade="80"/>
+                <w:sz w:val="18"/>
+                <w:szCs w:val="18"/>
+                <w:shd w:val="clear" w:color="auto" w:fill="FFFFFF"/>
+              </w:rPr>
+              <w:t xml:space="preserve">WA, </w:t>
+            </w:r>
+            <w:r>
+              <w:rPr>
+                <w:rFonts w:ascii="PT Sans" w:hAnsi="PT Sans"/>
+                <w:color w:val="808080" w:themeColor="background1" w:themeShade="80"/>
+                <w:sz w:val="18"/>
+                <w:szCs w:val="18"/>
+                <w:shd w:val="clear" w:color="auto" w:fill="FFFFFF"/>
+              </w:rPr>
+              <w:t>USA</w:t>
             </w:r>
           </w:p>
           <w:p>
@@ -1270,7 +1309,7 @@
                 <w:szCs w:val="18"/>
                 <w:shd w:val="clear" w:color="auto" w:fill="FFFFFF"/>
               </w:rPr>
-              <w:t>Aug. 2012 – Jun. 2014</w:t>
+              <w:t>Sep. 2013 – Aug. 2015</w:t>
             </w:r>
           </w:p>
         </w:tc>
@@ -1297,42 +1336,42 @@
                 <w:szCs w:val="18"/>
                 <w:shd w:val="clear" w:color="auto" w:fill="FFFFFF"/>
               </w:rPr>
-              <w:t>C++ programmer</w:t>
-            </w:r>
-          </w:p>
-          <w:p>
-            <w:pPr>
-              <w:jc w:val="right"/>
-              <w:rPr>
-                <w:rFonts w:ascii="PT Sans" w:hAnsi="PT Sans"/>
-                <w:color w:val="808080" w:themeColor="background1" w:themeShade="80"/>
-                <w:sz w:val="18"/>
-                <w:szCs w:val="18"/>
-                <w:shd w:val="clear" w:color="auto" w:fill="FFFFFF"/>
-              </w:rPr>
-            </w:pPr>
-            <w:proofErr w:type="spellStart"/>
-            <w:r>
-              <w:rPr>
-                <w:rFonts w:ascii="PT Sans" w:hAnsi="PT Sans"/>
-                <w:color w:val="808080" w:themeColor="background1" w:themeShade="80"/>
-                <w:sz w:val="18"/>
-                <w:szCs w:val="18"/>
-                <w:shd w:val="clear" w:color="auto" w:fill="FFFFFF"/>
-              </w:rPr>
-              <w:t>Mariaglorum</w:t>
-            </w:r>
-            <w:proofErr w:type="spellEnd"/>
-            <w:r>
-              <w:rPr>
-                <w:rFonts w:ascii="PT Sans" w:hAnsi="PT Sans"/>
-                <w:color w:val="808080" w:themeColor="background1" w:themeShade="80"/>
-                <w:sz w:val="18"/>
-                <w:szCs w:val="18"/>
-                <w:shd w:val="clear" w:color="auto" w:fill="FFFFFF"/>
-              </w:rPr>
-              <w:t>, Kaliningrad, Russia</w:t>
-            </w:r>
+              <w:t>Postgraduate researcher</w:t>
+            </w:r>
+          </w:p>
+          <w:p>
+            <w:pPr>
+              <w:jc w:val="right"/>
+              <w:rPr>
+                <w:rFonts w:ascii="PT Sans" w:hAnsi="PT Sans"/>
+                <w:color w:val="808080" w:themeColor="background1" w:themeShade="80"/>
+                <w:sz w:val="18"/>
+                <w:szCs w:val="18"/>
+                <w:shd w:val="clear" w:color="auto" w:fill="FFFFFF"/>
+              </w:rPr>
+            </w:pPr>
+            <w:r>
+              <w:rPr>
+                <w:rFonts w:ascii="PT Sans" w:hAnsi="PT Sans"/>
+                <w:color w:val="808080" w:themeColor="background1" w:themeShade="80"/>
+                <w:sz w:val="18"/>
+                <w:szCs w:val="18"/>
+                <w:shd w:val="clear" w:color="auto" w:fill="FFFFFF"/>
+              </w:rPr>
+              <w:t>IKBFU, Kaliningrad, Russia</w:t>
+            </w:r>
+          </w:p>
+          <w:p>
+            <w:pPr>
+              <w:jc w:val="right"/>
+              <w:rPr>
+                <w:rFonts w:ascii="PT Sans" w:hAnsi="PT Sans"/>
+                <w:color w:val="000000"/>
+                <w:sz w:val="18"/>
+                <w:szCs w:val="18"/>
+                <w:shd w:val="clear" w:color="auto" w:fill="FFFFFF"/>
+              </w:rPr>
+            </w:pPr>
           </w:p>
         </w:tc>
       </w:tr>
@@ -1366,6 +1405,16 @@
                 <w:shd w:val="clear" w:color="auto" w:fill="FFFFFF"/>
               </w:rPr>
             </w:pPr>
+            <w:r>
+              <w:rPr>
+                <w:rFonts w:ascii="PT Sans" w:hAnsi="PT Sans"/>
+                <w:color w:val="000000"/>
+                <w:sz w:val="18"/>
+                <w:szCs w:val="18"/>
+                <w:shd w:val="clear" w:color="auto" w:fill="FFFFFF"/>
+              </w:rPr>
+              <w:t>Aug. 2012 – Jun. 2014</w:t>
+            </w:r>
           </w:p>
         </w:tc>
         <w:tc>
@@ -1383,6 +1432,50 @@
                 <w:shd w:val="clear" w:color="auto" w:fill="FFFFFF"/>
               </w:rPr>
             </w:pPr>
+            <w:r>
+              <w:rPr>
+                <w:rFonts w:ascii="PT Sans" w:hAnsi="PT Sans"/>
+                <w:color w:val="000000"/>
+                <w:sz w:val="18"/>
+                <w:szCs w:val="18"/>
+                <w:shd w:val="clear" w:color="auto" w:fill="FFFFFF"/>
+              </w:rPr>
+              <w:t>C++ programmer</w:t>
+            </w:r>
+          </w:p>
+          <w:p>
+            <w:pPr>
+              <w:jc w:val="right"/>
+              <w:rPr>
+                <w:rFonts w:ascii="PT Sans" w:hAnsi="PT Sans"/>
+                <w:color w:val="808080" w:themeColor="background1" w:themeShade="80"/>
+                <w:sz w:val="18"/>
+                <w:szCs w:val="18"/>
+                <w:shd w:val="clear" w:color="auto" w:fill="FFFFFF"/>
+              </w:rPr>
+            </w:pPr>
+            <w:proofErr w:type="spellStart"/>
+            <w:r>
+              <w:rPr>
+                <w:rFonts w:ascii="PT Sans" w:hAnsi="PT Sans"/>
+                <w:color w:val="808080" w:themeColor="background1" w:themeShade="80"/>
+                <w:sz w:val="18"/>
+                <w:szCs w:val="18"/>
+                <w:shd w:val="clear" w:color="auto" w:fill="FFFFFF"/>
+              </w:rPr>
+              <w:t>Mariaglorum</w:t>
+            </w:r>
+            <w:proofErr w:type="spellEnd"/>
+            <w:r>
+              <w:rPr>
+                <w:rFonts w:ascii="PT Sans" w:hAnsi="PT Sans"/>
+                <w:color w:val="808080" w:themeColor="background1" w:themeShade="80"/>
+                <w:sz w:val="18"/>
+                <w:szCs w:val="18"/>
+                <w:shd w:val="clear" w:color="auto" w:fill="FFFFFF"/>
+              </w:rPr>
+              <w:t>, Kaliningrad, Russia</w:t>
+            </w:r>
           </w:p>
         </w:tc>
       </w:tr>
@@ -1399,14 +1492,6 @@
                 <w:bCs/>
               </w:rPr>
             </w:pPr>
-            <w:r>
-              <w:rPr>
-                <w:rFonts w:ascii="PT Sans Caption" w:hAnsi="PT Sans Caption"/>
-                <w:b/>
-                <w:bCs/>
-              </w:rPr>
-              <w:t>Education</w:t>
-            </w:r>
           </w:p>
         </w:tc>
         <w:tc>
@@ -1424,6 +1509,64 @@
                 <w:shd w:val="clear" w:color="auto" w:fill="FFFFFF"/>
               </w:rPr>
             </w:pPr>
+          </w:p>
+        </w:tc>
+        <w:tc>
+          <w:tcPr>
+            <w:tcW w:w="4053" w:type="dxa"/>
+          </w:tcPr>
+          <w:p>
+            <w:pPr>
+              <w:jc w:val="right"/>
+              <w:rPr>
+                <w:rFonts w:ascii="PT Sans" w:hAnsi="PT Sans"/>
+                <w:color w:val="000000"/>
+                <w:sz w:val="18"/>
+                <w:szCs w:val="18"/>
+                <w:shd w:val="clear" w:color="auto" w:fill="FFFFFF"/>
+              </w:rPr>
+            </w:pPr>
+          </w:p>
+        </w:tc>
+      </w:tr>
+      <w:tr>
+        <w:tc>
+          <w:tcPr>
+            <w:tcW w:w="2830" w:type="dxa"/>
+          </w:tcPr>
+          <w:p>
+            <w:pPr>
+              <w:rPr>
+                <w:rFonts w:ascii="PT Sans Caption" w:hAnsi="PT Sans Caption"/>
+                <w:b/>
+                <w:bCs/>
+              </w:rPr>
+            </w:pPr>
+            <w:r>
+              <w:rPr>
+                <w:rFonts w:ascii="PT Sans Caption" w:hAnsi="PT Sans Caption"/>
+                <w:b/>
+                <w:bCs/>
+              </w:rPr>
+              <w:t>Education</w:t>
+            </w:r>
+          </w:p>
+        </w:tc>
+        <w:tc>
+          <w:tcPr>
+            <w:tcW w:w="2127" w:type="dxa"/>
+            <w:gridSpan w:val="2"/>
+          </w:tcPr>
+          <w:p>
+            <w:pPr>
+              <w:rPr>
+                <w:rFonts w:ascii="PT Sans" w:hAnsi="PT Sans"/>
+                <w:color w:val="000000"/>
+                <w:sz w:val="18"/>
+                <w:szCs w:val="18"/>
+                <w:shd w:val="clear" w:color="auto" w:fill="FFFFFF"/>
+              </w:rPr>
+            </w:pPr>
             <w:r>
               <w:rPr>
                 <w:rFonts w:ascii="PT Sans" w:hAnsi="PT Sans"/>
@@ -1904,6 +2047,54 @@
               </w:rPr>
             </w:pPr>
           </w:p>
+          <w:p>
+            <w:pPr>
+              <w:jc w:val="right"/>
+              <w:rPr>
+                <w:rFonts w:ascii="PT Sans" w:hAnsi="PT Sans"/>
+                <w:color w:val="000000"/>
+                <w:sz w:val="18"/>
+                <w:szCs w:val="18"/>
+                <w:shd w:val="clear" w:color="auto" w:fill="FFFFFF"/>
+              </w:rPr>
+            </w:pPr>
+          </w:p>
+          <w:p>
+            <w:pPr>
+              <w:jc w:val="right"/>
+              <w:rPr>
+                <w:rFonts w:ascii="PT Sans" w:hAnsi="PT Sans"/>
+                <w:color w:val="000000"/>
+                <w:sz w:val="18"/>
+                <w:szCs w:val="18"/>
+                <w:shd w:val="clear" w:color="auto" w:fill="FFFFFF"/>
+              </w:rPr>
+            </w:pPr>
+          </w:p>
+          <w:p>
+            <w:pPr>
+              <w:jc w:val="right"/>
+              <w:rPr>
+                <w:rFonts w:ascii="PT Sans" w:hAnsi="PT Sans"/>
+                <w:color w:val="000000"/>
+                <w:sz w:val="18"/>
+                <w:szCs w:val="18"/>
+                <w:shd w:val="clear" w:color="auto" w:fill="FFFFFF"/>
+              </w:rPr>
+            </w:pPr>
+          </w:p>
+          <w:p>
+            <w:pPr>
+              <w:jc w:val="right"/>
+              <w:rPr>
+                <w:rFonts w:ascii="PT Sans" w:hAnsi="PT Sans"/>
+                <w:color w:val="000000"/>
+                <w:sz w:val="18"/>
+                <w:szCs w:val="18"/>
+                <w:shd w:val="clear" w:color="auto" w:fill="FFFFFF"/>
+              </w:rPr>
+            </w:pPr>
+          </w:p>
         </w:tc>
       </w:tr>
       <w:tr>
@@ -1925,6 +2116,7 @@
                 <w:b/>
                 <w:bCs/>
               </w:rPr>
+              <w:lastRenderedPageBreak/>
               <w:t>Publications</w:t>
             </w:r>
           </w:p>
@@ -2166,18 +2358,7 @@
                 <w:szCs w:val="18"/>
                 <w:shd w:val="clear" w:color="auto" w:fill="FFFFFF"/>
               </w:rPr>
-              <w:t xml:space="preserve">Advances in Cryptology - EUROCRYPT 2023 - 42nd Annual International Conference on the Theory and Applications of Cryptographic Techniques, Lyon, France, April 23-27, 2023, Proceedings, Part III, volume 14006 of </w:t>
-            </w:r>
-            <w:r>
-              <w:rPr>
-                <w:rFonts w:ascii="PT Sans" w:hAnsi="PT Sans"/>
-                <w:color w:val="808080" w:themeColor="background1" w:themeShade="80"/>
-                <w:sz w:val="18"/>
-                <w:szCs w:val="18"/>
-                <w:shd w:val="clear" w:color="auto" w:fill="FFFFFF"/>
-              </w:rPr>
-              <w:lastRenderedPageBreak/>
-              <w:t xml:space="preserve">Lecture Notes in Computer Science, C. </w:t>
+              <w:t xml:space="preserve">Advances in Cryptology - EUROCRYPT 2023 - 42nd Annual International Conference on the Theory and Applications of Cryptographic Techniques, Lyon, France, April 23-27, 2023, Proceedings, Part III, volume 14006 of Lecture Notes in Computer Science, C. </w:t>
             </w:r>
             <w:proofErr w:type="spellStart"/>
             <w:r>
@@ -4569,177 +4750,6 @@
                 <w:shd w:val="clear" w:color="auto" w:fill="FFFFFF"/>
               </w:rPr>
             </w:pPr>
-            <w:r>
-              <w:rPr>
-                <w:rFonts w:ascii="PT Sans" w:hAnsi="PT Sans"/>
-                <w:color w:val="000000"/>
-                <w:sz w:val="18"/>
-                <w:szCs w:val="18"/>
-                <w:shd w:val="clear" w:color="auto" w:fill="FFFFFF"/>
-              </w:rPr>
-              <w:t xml:space="preserve">W. </w:t>
-            </w:r>
-            <w:proofErr w:type="spellStart"/>
-            <w:r>
-              <w:rPr>
-                <w:rFonts w:ascii="PT Sans" w:hAnsi="PT Sans"/>
-                <w:color w:val="000000"/>
-                <w:sz w:val="18"/>
-                <w:szCs w:val="18"/>
-                <w:shd w:val="clear" w:color="auto" w:fill="FFFFFF"/>
-              </w:rPr>
-              <w:t>Castryck</w:t>
-            </w:r>
-            <w:proofErr w:type="spellEnd"/>
-            <w:r>
-              <w:rPr>
-                <w:rFonts w:ascii="PT Sans" w:hAnsi="PT Sans"/>
-                <w:color w:val="000000"/>
-                <w:sz w:val="18"/>
-                <w:szCs w:val="18"/>
-                <w:shd w:val="clear" w:color="auto" w:fill="FFFFFF"/>
-              </w:rPr>
-              <w:t xml:space="preserve">, I. </w:t>
-            </w:r>
-            <w:proofErr w:type="spellStart"/>
-            <w:r>
-              <w:rPr>
-                <w:rFonts w:ascii="PT Sans" w:hAnsi="PT Sans"/>
-                <w:color w:val="000000"/>
-                <w:sz w:val="18"/>
-                <w:szCs w:val="18"/>
-                <w:shd w:val="clear" w:color="auto" w:fill="FFFFFF"/>
-              </w:rPr>
-              <w:t>Iliashenko</w:t>
-            </w:r>
-            <w:proofErr w:type="spellEnd"/>
-            <w:r>
-              <w:rPr>
-                <w:rFonts w:ascii="PT Sans" w:hAnsi="PT Sans"/>
-                <w:color w:val="000000"/>
-                <w:sz w:val="18"/>
-                <w:szCs w:val="18"/>
-                <w:shd w:val="clear" w:color="auto" w:fill="FFFFFF"/>
-              </w:rPr>
-              <w:t xml:space="preserve"> and F. </w:t>
-            </w:r>
-            <w:proofErr w:type="spellStart"/>
-            <w:r>
-              <w:rPr>
-                <w:rFonts w:ascii="PT Sans" w:hAnsi="PT Sans"/>
-                <w:color w:val="000000"/>
-                <w:sz w:val="18"/>
-                <w:szCs w:val="18"/>
-                <w:shd w:val="clear" w:color="auto" w:fill="FFFFFF"/>
-              </w:rPr>
-              <w:t>Vercauteren</w:t>
-            </w:r>
-            <w:proofErr w:type="spellEnd"/>
-            <w:r>
-              <w:rPr>
-                <w:rFonts w:ascii="PT Sans" w:hAnsi="PT Sans"/>
-                <w:color w:val="000000"/>
-                <w:sz w:val="18"/>
-                <w:szCs w:val="18"/>
-                <w:shd w:val="clear" w:color="auto" w:fill="FFFFFF"/>
-              </w:rPr>
-              <w:t>,</w:t>
-            </w:r>
-            <w:r>
-              <w:rPr>
-                <w:rFonts w:ascii="PT Sans" w:hAnsi="PT Sans"/>
-                <w:color w:val="000000"/>
-                <w:sz w:val="18"/>
-                <w:szCs w:val="18"/>
-                <w:shd w:val="clear" w:color="auto" w:fill="FFFFFF"/>
-              </w:rPr>
-              <w:br/>
-            </w:r>
-            <w:r>
-              <w:rPr>
-                <w:rFonts w:ascii="PT Sans" w:hAnsi="PT Sans"/>
-                <w:b/>
-                <w:bCs/>
-                <w:color w:val="000000"/>
-                <w:sz w:val="18"/>
-                <w:szCs w:val="18"/>
-                <w:shd w:val="clear" w:color="auto" w:fill="FFFFFF"/>
-              </w:rPr>
-              <w:t>Homomorphic SIM2D Operations: Single Instruction Much More Data</w:t>
-            </w:r>
-            <w:r>
-              <w:rPr>
-                <w:rFonts w:ascii="PT Sans" w:hAnsi="PT Sans"/>
-                <w:color w:val="000000"/>
-                <w:sz w:val="18"/>
-                <w:szCs w:val="18"/>
-                <w:shd w:val="clear" w:color="auto" w:fill="FFFFFF"/>
-              </w:rPr>
-              <w:t>,</w:t>
-            </w:r>
-            <w:r>
-              <w:rPr>
-                <w:rFonts w:ascii="PT Sans" w:hAnsi="PT Sans"/>
-                <w:color w:val="000000"/>
-                <w:sz w:val="18"/>
-                <w:szCs w:val="18"/>
-                <w:shd w:val="clear" w:color="auto" w:fill="FFFFFF"/>
-              </w:rPr>
-              <w:br/>
-            </w:r>
-            <w:r>
-              <w:rPr>
-                <w:rFonts w:ascii="PT Sans" w:hAnsi="PT Sans"/>
-                <w:color w:val="808080" w:themeColor="background1" w:themeShade="80"/>
-                <w:sz w:val="18"/>
-                <w:szCs w:val="18"/>
-                <w:shd w:val="clear" w:color="auto" w:fill="FFFFFF"/>
-              </w:rPr>
-              <w:t xml:space="preserve">Advances in Cryptology - EUROCRYPT 2018 - 37th Annual International Conference on the Theory and Applications of Cryptographic Techniques, Tel Aviv, Israel, April 29 - May 3, 2018 Proceedings, Part I, volume 10820 of Lecture Notes in Computer Science, J. Nielsen and V. </w:t>
-            </w:r>
-            <w:proofErr w:type="spellStart"/>
-            <w:r>
-              <w:rPr>
-                <w:rFonts w:ascii="PT Sans" w:hAnsi="PT Sans"/>
-                <w:color w:val="808080" w:themeColor="background1" w:themeShade="80"/>
-                <w:sz w:val="18"/>
-                <w:szCs w:val="18"/>
-                <w:shd w:val="clear" w:color="auto" w:fill="FFFFFF"/>
-              </w:rPr>
-              <w:t>Rijmen</w:t>
-            </w:r>
-            <w:proofErr w:type="spellEnd"/>
-            <w:r>
-              <w:rPr>
-                <w:rFonts w:ascii="PT Sans" w:hAnsi="PT Sans"/>
-                <w:color w:val="808080" w:themeColor="background1" w:themeShade="80"/>
-                <w:sz w:val="18"/>
-                <w:szCs w:val="18"/>
-                <w:shd w:val="clear" w:color="auto" w:fill="FFFFFF"/>
-              </w:rPr>
-              <w:t xml:space="preserve"> (eds.), pp. 338-359, Springer-Verlag, 2018</w:t>
-            </w:r>
-            <w:r>
-              <w:rPr>
-                <w:rFonts w:ascii="PT Sans" w:hAnsi="PT Sans"/>
-                <w:color w:val="808080" w:themeColor="background1" w:themeShade="80"/>
-                <w:sz w:val="18"/>
-                <w:szCs w:val="18"/>
-                <w:shd w:val="clear" w:color="auto" w:fill="FFFFFF"/>
-              </w:rPr>
-              <w:t>.</w:t>
-            </w:r>
-          </w:p>
-          <w:p>
-            <w:pPr>
-              <w:rPr>
-                <w:rFonts w:ascii="PT Sans" w:hAnsi="PT Sans"/>
-                <w:color w:val="000000"/>
-                <w:sz w:val="18"/>
-                <w:szCs w:val="18"/>
-                <w:shd w:val="clear" w:color="auto" w:fill="FFFFFF"/>
-              </w:rPr>
-            </w:pPr>
           </w:p>
           <w:p>
             <w:pPr>
@@ -4753,191 +4763,6 @@
                 <w:shd w:val="clear" w:color="auto" w:fill="FFFFFF"/>
               </w:rPr>
             </w:pPr>
-            <w:r>
-              <w:rPr>
-                <w:rFonts w:ascii="PT Sans" w:hAnsi="PT Sans"/>
-                <w:color w:val="000000"/>
-                <w:sz w:val="18"/>
-                <w:szCs w:val="18"/>
-                <w:shd w:val="clear" w:color="auto" w:fill="FFFFFF"/>
-              </w:rPr>
-              <w:t xml:space="preserve">C. </w:t>
-            </w:r>
-            <w:proofErr w:type="spellStart"/>
-            <w:r>
-              <w:rPr>
-                <w:rFonts w:ascii="PT Sans" w:hAnsi="PT Sans"/>
-                <w:color w:val="000000"/>
-                <w:sz w:val="18"/>
-                <w:szCs w:val="18"/>
-                <w:shd w:val="clear" w:color="auto" w:fill="FFFFFF"/>
-              </w:rPr>
-              <w:t>Bonte</w:t>
-            </w:r>
-            <w:proofErr w:type="spellEnd"/>
-            <w:r>
-              <w:rPr>
-                <w:rFonts w:ascii="PT Sans" w:hAnsi="PT Sans"/>
-                <w:color w:val="000000"/>
-                <w:sz w:val="18"/>
-                <w:szCs w:val="18"/>
-                <w:shd w:val="clear" w:color="auto" w:fill="FFFFFF"/>
-              </w:rPr>
-              <w:t xml:space="preserve">, C. </w:t>
-            </w:r>
-            <w:proofErr w:type="spellStart"/>
-            <w:r>
-              <w:rPr>
-                <w:rFonts w:ascii="PT Sans" w:hAnsi="PT Sans"/>
-                <w:color w:val="000000"/>
-                <w:sz w:val="18"/>
-                <w:szCs w:val="18"/>
-                <w:shd w:val="clear" w:color="auto" w:fill="FFFFFF"/>
-              </w:rPr>
-              <w:t>Bootland</w:t>
-            </w:r>
-            <w:proofErr w:type="spellEnd"/>
-            <w:r>
-              <w:rPr>
-                <w:rFonts w:ascii="PT Sans" w:hAnsi="PT Sans"/>
-                <w:color w:val="000000"/>
-                <w:sz w:val="18"/>
-                <w:szCs w:val="18"/>
-                <w:shd w:val="clear" w:color="auto" w:fill="FFFFFF"/>
-              </w:rPr>
-              <w:t xml:space="preserve">, J. W. Bos, W. </w:t>
-            </w:r>
-            <w:proofErr w:type="spellStart"/>
-            <w:r>
-              <w:rPr>
-                <w:rFonts w:ascii="PT Sans" w:hAnsi="PT Sans"/>
-                <w:color w:val="000000"/>
-                <w:sz w:val="18"/>
-                <w:szCs w:val="18"/>
-                <w:shd w:val="clear" w:color="auto" w:fill="FFFFFF"/>
-              </w:rPr>
-              <w:t>Castryck</w:t>
-            </w:r>
-            <w:proofErr w:type="spellEnd"/>
-            <w:r>
-              <w:rPr>
-                <w:rFonts w:ascii="PT Sans" w:hAnsi="PT Sans"/>
-                <w:color w:val="000000"/>
-                <w:sz w:val="18"/>
-                <w:szCs w:val="18"/>
-                <w:shd w:val="clear" w:color="auto" w:fill="FFFFFF"/>
-              </w:rPr>
-              <w:t xml:space="preserve">, I. </w:t>
-            </w:r>
-            <w:proofErr w:type="spellStart"/>
-            <w:r>
-              <w:rPr>
-                <w:rFonts w:ascii="PT Sans" w:hAnsi="PT Sans"/>
-                <w:color w:val="000000"/>
-                <w:sz w:val="18"/>
-                <w:szCs w:val="18"/>
-                <w:shd w:val="clear" w:color="auto" w:fill="FFFFFF"/>
-              </w:rPr>
-              <w:t>Iliashenko</w:t>
-            </w:r>
-            <w:proofErr w:type="spellEnd"/>
-            <w:r>
-              <w:rPr>
-                <w:rFonts w:ascii="PT Sans" w:hAnsi="PT Sans"/>
-                <w:color w:val="000000"/>
-                <w:sz w:val="18"/>
-                <w:szCs w:val="18"/>
-                <w:shd w:val="clear" w:color="auto" w:fill="FFFFFF"/>
-              </w:rPr>
-              <w:t>, and F.</w:t>
-            </w:r>
-            <w:r>
-              <w:rPr>
-                <w:rFonts w:ascii="PT Sans" w:hAnsi="PT Sans"/>
-                <w:color w:val="000000"/>
-                <w:sz w:val="18"/>
-                <w:szCs w:val="18"/>
-                <w:shd w:val="clear" w:color="auto" w:fill="FFFFFF"/>
-              </w:rPr>
-              <w:t xml:space="preserve"> </w:t>
-            </w:r>
-            <w:proofErr w:type="spellStart"/>
-            <w:r>
-              <w:rPr>
-                <w:rFonts w:ascii="PT Sans" w:hAnsi="PT Sans"/>
-                <w:color w:val="000000"/>
-                <w:sz w:val="18"/>
-                <w:szCs w:val="18"/>
-                <w:shd w:val="clear" w:color="auto" w:fill="FFFFFF"/>
-              </w:rPr>
-              <w:t>Vercauteren</w:t>
-            </w:r>
-            <w:proofErr w:type="spellEnd"/>
-            <w:r>
-              <w:rPr>
-                <w:rFonts w:ascii="PT Sans" w:hAnsi="PT Sans"/>
-                <w:color w:val="000000"/>
-                <w:sz w:val="18"/>
-                <w:szCs w:val="18"/>
-                <w:shd w:val="clear" w:color="auto" w:fill="FFFFFF"/>
-              </w:rPr>
-              <w:t>,</w:t>
-            </w:r>
-            <w:r>
-              <w:rPr>
-                <w:rFonts w:ascii="PT Sans" w:hAnsi="PT Sans"/>
-                <w:color w:val="000000"/>
-                <w:sz w:val="18"/>
-                <w:szCs w:val="18"/>
-                <w:shd w:val="clear" w:color="auto" w:fill="FFFFFF"/>
-              </w:rPr>
-              <w:br/>
-            </w:r>
-            <w:r>
-              <w:rPr>
-                <w:rFonts w:ascii="PT Sans" w:hAnsi="PT Sans"/>
-                <w:b/>
-                <w:color w:val="000000"/>
-                <w:sz w:val="18"/>
-                <w:szCs w:val="18"/>
-                <w:shd w:val="clear" w:color="auto" w:fill="FFFFFF"/>
-              </w:rPr>
-              <w:lastRenderedPageBreak/>
-              <w:t xml:space="preserve">Faster Homomorphic Function Evaluation </w:t>
-            </w:r>
-            <w:r>
-              <w:rPr>
-                <w:rFonts w:ascii="PT Sans" w:hAnsi="PT Sans"/>
-                <w:b/>
-                <w:color w:val="000000"/>
-                <w:sz w:val="18"/>
-                <w:szCs w:val="18"/>
-                <w:shd w:val="clear" w:color="auto" w:fill="FFFFFF"/>
-              </w:rPr>
-              <w:t>U</w:t>
-            </w:r>
-            <w:r>
-              <w:rPr>
-                <w:rFonts w:ascii="PT Sans" w:hAnsi="PT Sans"/>
-                <w:b/>
-                <w:color w:val="000000"/>
-                <w:sz w:val="18"/>
-                <w:szCs w:val="18"/>
-                <w:shd w:val="clear" w:color="auto" w:fill="FFFFFF"/>
-              </w:rPr>
-              <w:t>sing Non-Integral Base Encoding</w:t>
-            </w:r>
-            <w:r>
-              <w:rPr>
-                <w:rFonts w:ascii="PT Sans" w:hAnsi="PT Sans"/>
-                <w:bCs/>
-                <w:color w:val="000000"/>
-                <w:sz w:val="18"/>
-                <w:szCs w:val="18"/>
-                <w:shd w:val="clear" w:color="auto" w:fill="FFFFFF"/>
-              </w:rPr>
-              <w:t>,</w:t>
-            </w:r>
           </w:p>
           <w:p>
             <w:pPr>
@@ -4945,65 +4770,12 @@
               <w:ind w:left="227"/>
               <w:rPr>
                 <w:rFonts w:ascii="PT Sans" w:hAnsi="PT Sans"/>
-                <w:color w:val="808080" w:themeColor="background1" w:themeShade="80"/>
-                <w:sz w:val="18"/>
-                <w:szCs w:val="18"/>
-                <w:shd w:val="clear" w:color="auto" w:fill="FFFFFF"/>
-              </w:rPr>
-            </w:pPr>
-            <w:r>
-              <w:rPr>
-                <w:rFonts w:ascii="PT Sans" w:hAnsi="PT Sans"/>
-                <w:color w:val="808080" w:themeColor="background1" w:themeShade="80"/>
-                <w:sz w:val="18"/>
-                <w:szCs w:val="18"/>
-                <w:shd w:val="clear" w:color="auto" w:fill="FFFFFF"/>
-              </w:rPr>
-              <w:t>In Cryptographic Hardware and Embedded Systems – CHES 2017 – 19</w:t>
-            </w:r>
-            <w:r>
-              <w:rPr>
-                <w:rFonts w:ascii="PT Sans" w:hAnsi="PT Sans"/>
-                <w:color w:val="808080" w:themeColor="background1" w:themeShade="80"/>
-                <w:sz w:val="18"/>
-                <w:szCs w:val="18"/>
-                <w:shd w:val="clear" w:color="auto" w:fill="FFFFFF"/>
-                <w:vertAlign w:val="superscript"/>
-              </w:rPr>
-              <w:t>th</w:t>
-            </w:r>
-            <w:r>
-              <w:rPr>
-                <w:rFonts w:ascii="PT Sans" w:hAnsi="PT Sans"/>
-                <w:color w:val="808080" w:themeColor="background1" w:themeShade="80"/>
-                <w:sz w:val="18"/>
-                <w:szCs w:val="18"/>
-                <w:shd w:val="clear" w:color="auto" w:fill="FFFFFF"/>
-              </w:rPr>
-              <w:t xml:space="preserve"> International Conference, Taipei, Taiwan, September 25-28, 2017, Proceedings, volume 10529 of Lecture Notes in Computer Science, W. Fischer, and </w:t>
-            </w:r>
-            <w:proofErr w:type="spellStart"/>
-            <w:r>
-              <w:rPr>
-                <w:rFonts w:ascii="PT Sans" w:hAnsi="PT Sans"/>
-                <w:color w:val="808080" w:themeColor="background1" w:themeShade="80"/>
-                <w:sz w:val="18"/>
-                <w:szCs w:val="18"/>
-                <w:shd w:val="clear" w:color="auto" w:fill="FFFFFF"/>
-              </w:rPr>
-              <w:t>Naofumi</w:t>
-            </w:r>
-            <w:proofErr w:type="spellEnd"/>
-            <w:r>
-              <w:rPr>
-                <w:rFonts w:ascii="PT Sans" w:hAnsi="PT Sans"/>
-                <w:color w:val="808080" w:themeColor="background1" w:themeShade="80"/>
-                <w:sz w:val="18"/>
-                <w:szCs w:val="18"/>
-                <w:shd w:val="clear" w:color="auto" w:fill="FFFFFF"/>
-              </w:rPr>
-              <w:t xml:space="preserve"> Homma (eds.), pp. 579-600, Springer-Verlag, 2017.</w:t>
-            </w:r>
+                <w:color w:val="000000"/>
+                <w:sz w:val="18"/>
+                <w:szCs w:val="18"/>
+                <w:shd w:val="clear" w:color="auto" w:fill="FFFFFF"/>
+              </w:rPr>
+            </w:pPr>
           </w:p>
           <w:p>
             <w:pPr>
@@ -5011,7 +4783,179 @@
               <w:ind w:left="227"/>
               <w:rPr>
                 <w:rFonts w:ascii="PT Sans" w:hAnsi="PT Sans"/>
-                <w:color w:val="808080" w:themeColor="background1" w:themeShade="80"/>
+                <w:color w:val="000000"/>
+                <w:sz w:val="18"/>
+                <w:szCs w:val="18"/>
+                <w:shd w:val="clear" w:color="auto" w:fill="FFFFFF"/>
+              </w:rPr>
+            </w:pPr>
+            <w:r>
+              <w:rPr>
+                <w:rFonts w:ascii="PT Sans" w:hAnsi="PT Sans"/>
+                <w:color w:val="000000"/>
+                <w:sz w:val="18"/>
+                <w:szCs w:val="18"/>
+                <w:shd w:val="clear" w:color="auto" w:fill="FFFFFF"/>
+              </w:rPr>
+              <w:lastRenderedPageBreak/>
+              <w:t xml:space="preserve">W. </w:t>
+            </w:r>
+            <w:proofErr w:type="spellStart"/>
+            <w:r>
+              <w:rPr>
+                <w:rFonts w:ascii="PT Sans" w:hAnsi="PT Sans"/>
+                <w:color w:val="000000"/>
+                <w:sz w:val="18"/>
+                <w:szCs w:val="18"/>
+                <w:shd w:val="clear" w:color="auto" w:fill="FFFFFF"/>
+              </w:rPr>
+              <w:t>Castryck</w:t>
+            </w:r>
+            <w:proofErr w:type="spellEnd"/>
+            <w:r>
+              <w:rPr>
+                <w:rFonts w:ascii="PT Sans" w:hAnsi="PT Sans"/>
+                <w:color w:val="000000"/>
+                <w:sz w:val="18"/>
+                <w:szCs w:val="18"/>
+                <w:shd w:val="clear" w:color="auto" w:fill="FFFFFF"/>
+              </w:rPr>
+              <w:t xml:space="preserve">, I. </w:t>
+            </w:r>
+            <w:proofErr w:type="spellStart"/>
+            <w:r>
+              <w:rPr>
+                <w:rFonts w:ascii="PT Sans" w:hAnsi="PT Sans"/>
+                <w:color w:val="000000"/>
+                <w:sz w:val="18"/>
+                <w:szCs w:val="18"/>
+                <w:shd w:val="clear" w:color="auto" w:fill="FFFFFF"/>
+              </w:rPr>
+              <w:t>Iliashenko</w:t>
+            </w:r>
+            <w:proofErr w:type="spellEnd"/>
+            <w:r>
+              <w:rPr>
+                <w:rFonts w:ascii="PT Sans" w:hAnsi="PT Sans"/>
+                <w:color w:val="000000"/>
+                <w:sz w:val="18"/>
+                <w:szCs w:val="18"/>
+                <w:shd w:val="clear" w:color="auto" w:fill="FFFFFF"/>
+              </w:rPr>
+              <w:t xml:space="preserve"> and F. </w:t>
+            </w:r>
+            <w:proofErr w:type="spellStart"/>
+            <w:r>
+              <w:rPr>
+                <w:rFonts w:ascii="PT Sans" w:hAnsi="PT Sans"/>
+                <w:color w:val="000000"/>
+                <w:sz w:val="18"/>
+                <w:szCs w:val="18"/>
+                <w:shd w:val="clear" w:color="auto" w:fill="FFFFFF"/>
+              </w:rPr>
+              <w:t>Vercauteren</w:t>
+            </w:r>
+            <w:proofErr w:type="spellEnd"/>
+            <w:r>
+              <w:rPr>
+                <w:rFonts w:ascii="PT Sans" w:hAnsi="PT Sans"/>
+                <w:color w:val="000000"/>
+                <w:sz w:val="18"/>
+                <w:szCs w:val="18"/>
+                <w:shd w:val="clear" w:color="auto" w:fill="FFFFFF"/>
+              </w:rPr>
+              <w:t>,</w:t>
+            </w:r>
+            <w:r>
+              <w:rPr>
+                <w:rFonts w:ascii="PT Sans" w:hAnsi="PT Sans"/>
+                <w:color w:val="000000"/>
+                <w:sz w:val="18"/>
+                <w:szCs w:val="18"/>
+                <w:shd w:val="clear" w:color="auto" w:fill="FFFFFF"/>
+              </w:rPr>
+              <w:br/>
+            </w:r>
+            <w:r>
+              <w:rPr>
+                <w:rFonts w:ascii="PT Sans" w:hAnsi="PT Sans"/>
+                <w:b/>
+                <w:bCs/>
+                <w:color w:val="000000"/>
+                <w:sz w:val="18"/>
+                <w:szCs w:val="18"/>
+                <w:shd w:val="clear" w:color="auto" w:fill="FFFFFF"/>
+              </w:rPr>
+              <w:t>Homomorphic SIM2D Operations: Single Instruction Much More Data</w:t>
+            </w:r>
+            <w:r>
+              <w:rPr>
+                <w:rFonts w:ascii="PT Sans" w:hAnsi="PT Sans"/>
+                <w:color w:val="000000"/>
+                <w:sz w:val="18"/>
+                <w:szCs w:val="18"/>
+                <w:shd w:val="clear" w:color="auto" w:fill="FFFFFF"/>
+              </w:rPr>
+              <w:t>,</w:t>
+            </w:r>
+            <w:r>
+              <w:rPr>
+                <w:rFonts w:ascii="PT Sans" w:hAnsi="PT Sans"/>
+                <w:color w:val="000000"/>
+                <w:sz w:val="18"/>
+                <w:szCs w:val="18"/>
+                <w:shd w:val="clear" w:color="auto" w:fill="FFFFFF"/>
+              </w:rPr>
+              <w:br/>
+            </w:r>
+            <w:r>
+              <w:rPr>
+                <w:rFonts w:ascii="PT Sans" w:hAnsi="PT Sans"/>
+                <w:color w:val="808080" w:themeColor="background1" w:themeShade="80"/>
+                <w:sz w:val="18"/>
+                <w:szCs w:val="18"/>
+                <w:shd w:val="clear" w:color="auto" w:fill="FFFFFF"/>
+              </w:rPr>
+              <w:t xml:space="preserve">Advances in Cryptology - EUROCRYPT 2018 - 37th Annual International Conference on the Theory and Applications of Cryptographic Techniques, Tel Aviv, Israel, April 29 - May 3, 2018 Proceedings, Part I, volume 10820 of Lecture Notes in Computer Science, J. Nielsen and V. </w:t>
+            </w:r>
+            <w:proofErr w:type="spellStart"/>
+            <w:r>
+              <w:rPr>
+                <w:rFonts w:ascii="PT Sans" w:hAnsi="PT Sans"/>
+                <w:color w:val="808080" w:themeColor="background1" w:themeShade="80"/>
+                <w:sz w:val="18"/>
+                <w:szCs w:val="18"/>
+                <w:shd w:val="clear" w:color="auto" w:fill="FFFFFF"/>
+              </w:rPr>
+              <w:t>Rijmen</w:t>
+            </w:r>
+            <w:proofErr w:type="spellEnd"/>
+            <w:r>
+              <w:rPr>
+                <w:rFonts w:ascii="PT Sans" w:hAnsi="PT Sans"/>
+                <w:color w:val="808080" w:themeColor="background1" w:themeShade="80"/>
+                <w:sz w:val="18"/>
+                <w:szCs w:val="18"/>
+                <w:shd w:val="clear" w:color="auto" w:fill="FFFFFF"/>
+              </w:rPr>
+              <w:t xml:space="preserve"> (eds.), pp. 338-359, Springer-Verlag, 2018</w:t>
+            </w:r>
+            <w:r>
+              <w:rPr>
+                <w:rFonts w:ascii="PT Sans" w:hAnsi="PT Sans"/>
+                <w:color w:val="808080" w:themeColor="background1" w:themeShade="80"/>
+                <w:sz w:val="18"/>
+                <w:szCs w:val="18"/>
+                <w:shd w:val="clear" w:color="auto" w:fill="FFFFFF"/>
+              </w:rPr>
+              <w:t>.</w:t>
+            </w:r>
+          </w:p>
+          <w:p>
+            <w:pPr>
+              <w:rPr>
+                <w:rFonts w:ascii="PT Sans" w:hAnsi="PT Sans"/>
+                <w:color w:val="000000"/>
                 <w:sz w:val="18"/>
                 <w:szCs w:val="18"/>
                 <w:shd w:val="clear" w:color="auto" w:fill="FFFFFF"/>
@@ -5024,27 +4968,71 @@
               <w:ind w:left="227"/>
               <w:rPr>
                 <w:rFonts w:ascii="PT Sans" w:hAnsi="PT Sans"/>
-                <w:color w:val="000000" w:themeColor="text1"/>
-                <w:sz w:val="18"/>
-                <w:szCs w:val="18"/>
-                <w:shd w:val="clear" w:color="auto" w:fill="FFFFFF"/>
-              </w:rPr>
-            </w:pPr>
-            <w:r>
-              <w:rPr>
-                <w:rFonts w:ascii="PT Sans" w:hAnsi="PT Sans"/>
-                <w:color w:val="000000" w:themeColor="text1"/>
-                <w:sz w:val="18"/>
-                <w:szCs w:val="18"/>
-                <w:shd w:val="clear" w:color="auto" w:fill="FFFFFF"/>
-              </w:rPr>
-              <w:t xml:space="preserve">J. W. Bos, W. </w:t>
+                <w:color w:val="000000"/>
+                <w:sz w:val="18"/>
+                <w:szCs w:val="18"/>
+                <w:shd w:val="clear" w:color="auto" w:fill="FFFFFF"/>
+              </w:rPr>
+            </w:pPr>
+            <w:r>
+              <w:rPr>
+                <w:rFonts w:ascii="PT Sans" w:hAnsi="PT Sans"/>
+                <w:color w:val="000000"/>
+                <w:sz w:val="18"/>
+                <w:szCs w:val="18"/>
+                <w:shd w:val="clear" w:color="auto" w:fill="FFFFFF"/>
+              </w:rPr>
+              <w:t xml:space="preserve">C. </w:t>
             </w:r>
             <w:proofErr w:type="spellStart"/>
             <w:r>
               <w:rPr>
                 <w:rFonts w:ascii="PT Sans" w:hAnsi="PT Sans"/>
-                <w:color w:val="000000" w:themeColor="text1"/>
+                <w:color w:val="000000"/>
+                <w:sz w:val="18"/>
+                <w:szCs w:val="18"/>
+                <w:shd w:val="clear" w:color="auto" w:fill="FFFFFF"/>
+              </w:rPr>
+              <w:t>Bonte</w:t>
+            </w:r>
+            <w:proofErr w:type="spellEnd"/>
+            <w:r>
+              <w:rPr>
+                <w:rFonts w:ascii="PT Sans" w:hAnsi="PT Sans"/>
+                <w:color w:val="000000"/>
+                <w:sz w:val="18"/>
+                <w:szCs w:val="18"/>
+                <w:shd w:val="clear" w:color="auto" w:fill="FFFFFF"/>
+              </w:rPr>
+              <w:t xml:space="preserve">, C. </w:t>
+            </w:r>
+            <w:proofErr w:type="spellStart"/>
+            <w:r>
+              <w:rPr>
+                <w:rFonts w:ascii="PT Sans" w:hAnsi="PT Sans"/>
+                <w:color w:val="000000"/>
+                <w:sz w:val="18"/>
+                <w:szCs w:val="18"/>
+                <w:shd w:val="clear" w:color="auto" w:fill="FFFFFF"/>
+              </w:rPr>
+              <w:t>Bootland</w:t>
+            </w:r>
+            <w:proofErr w:type="spellEnd"/>
+            <w:r>
+              <w:rPr>
+                <w:rFonts w:ascii="PT Sans" w:hAnsi="PT Sans"/>
+                <w:color w:val="000000"/>
+                <w:sz w:val="18"/>
+                <w:szCs w:val="18"/>
+                <w:shd w:val="clear" w:color="auto" w:fill="FFFFFF"/>
+              </w:rPr>
+              <w:t xml:space="preserve">, J. W. Bos, W. </w:t>
+            </w:r>
+            <w:proofErr w:type="spellStart"/>
+            <w:r>
+              <w:rPr>
+                <w:rFonts w:ascii="PT Sans" w:hAnsi="PT Sans"/>
+                <w:color w:val="000000"/>
                 <w:sz w:val="18"/>
                 <w:szCs w:val="18"/>
                 <w:shd w:val="clear" w:color="auto" w:fill="FFFFFF"/>
@@ -5055,7 +5043,7 @@
             <w:r>
               <w:rPr>
                 <w:rFonts w:ascii="PT Sans" w:hAnsi="PT Sans"/>
-                <w:color w:val="000000" w:themeColor="text1"/>
+                <w:color w:val="000000"/>
                 <w:sz w:val="18"/>
                 <w:szCs w:val="18"/>
                 <w:shd w:val="clear" w:color="auto" w:fill="FFFFFF"/>
@@ -5066,7 +5054,7 @@
             <w:r>
               <w:rPr>
                 <w:rFonts w:ascii="PT Sans" w:hAnsi="PT Sans"/>
-                <w:color w:val="000000" w:themeColor="text1"/>
+                <w:color w:val="000000"/>
                 <w:sz w:val="18"/>
                 <w:szCs w:val="18"/>
                 <w:shd w:val="clear" w:color="auto" w:fill="FFFFFF"/>
@@ -5077,18 +5065,28 @@
             <w:r>
               <w:rPr>
                 <w:rFonts w:ascii="PT Sans" w:hAnsi="PT Sans"/>
-                <w:color w:val="000000" w:themeColor="text1"/>
-                <w:sz w:val="18"/>
-                <w:szCs w:val="18"/>
-                <w:shd w:val="clear" w:color="auto" w:fill="FFFFFF"/>
-              </w:rPr>
-              <w:t xml:space="preserve">, and F. </w:t>
+                <w:color w:val="000000"/>
+                <w:sz w:val="18"/>
+                <w:szCs w:val="18"/>
+                <w:shd w:val="clear" w:color="auto" w:fill="FFFFFF"/>
+              </w:rPr>
+              <w:t>, and F.</w:t>
+            </w:r>
+            <w:r>
+              <w:rPr>
+                <w:rFonts w:ascii="PT Sans" w:hAnsi="PT Sans"/>
+                <w:color w:val="000000"/>
+                <w:sz w:val="18"/>
+                <w:szCs w:val="18"/>
+                <w:shd w:val="clear" w:color="auto" w:fill="FFFFFF"/>
+              </w:rPr>
+              <w:t xml:space="preserve"> </w:t>
             </w:r>
             <w:proofErr w:type="spellStart"/>
             <w:r>
               <w:rPr>
                 <w:rFonts w:ascii="PT Sans" w:hAnsi="PT Sans"/>
-                <w:color w:val="000000" w:themeColor="text1"/>
+                <w:color w:val="000000"/>
                 <w:sz w:val="18"/>
                 <w:szCs w:val="18"/>
                 <w:shd w:val="clear" w:color="auto" w:fill="FFFFFF"/>
@@ -5099,7 +5097,61 @@
             <w:r>
               <w:rPr>
                 <w:rFonts w:ascii="PT Sans" w:hAnsi="PT Sans"/>
-                <w:color w:val="000000" w:themeColor="text1"/>
+                <w:color w:val="000000"/>
+                <w:sz w:val="18"/>
+                <w:szCs w:val="18"/>
+                <w:shd w:val="clear" w:color="auto" w:fill="FFFFFF"/>
+              </w:rPr>
+              <w:t>,</w:t>
+            </w:r>
+            <w:r>
+              <w:rPr>
+                <w:rFonts w:ascii="PT Sans" w:hAnsi="PT Sans"/>
+                <w:color w:val="000000"/>
+                <w:sz w:val="18"/>
+                <w:szCs w:val="18"/>
+                <w:shd w:val="clear" w:color="auto" w:fill="FFFFFF"/>
+              </w:rPr>
+              <w:br/>
+            </w:r>
+            <w:r>
+              <w:rPr>
+                <w:rFonts w:ascii="PT Sans" w:hAnsi="PT Sans"/>
+                <w:b/>
+                <w:color w:val="000000"/>
+                <w:sz w:val="18"/>
+                <w:szCs w:val="18"/>
+                <w:shd w:val="clear" w:color="auto" w:fill="FFFFFF"/>
+              </w:rPr>
+              <w:t xml:space="preserve">Faster Homomorphic Function Evaluation </w:t>
+            </w:r>
+            <w:r>
+              <w:rPr>
+                <w:rFonts w:ascii="PT Sans" w:hAnsi="PT Sans"/>
+                <w:b/>
+                <w:color w:val="000000"/>
+                <w:sz w:val="18"/>
+                <w:szCs w:val="18"/>
+                <w:shd w:val="clear" w:color="auto" w:fill="FFFFFF"/>
+              </w:rPr>
+              <w:t>U</w:t>
+            </w:r>
+            <w:r>
+              <w:rPr>
+                <w:rFonts w:ascii="PT Sans" w:hAnsi="PT Sans"/>
+                <w:b/>
+                <w:color w:val="000000"/>
+                <w:sz w:val="18"/>
+                <w:szCs w:val="18"/>
+                <w:shd w:val="clear" w:color="auto" w:fill="FFFFFF"/>
+              </w:rPr>
+              <w:t>sing Non-Integral Base Encoding</w:t>
+            </w:r>
+            <w:r>
+              <w:rPr>
+                <w:rFonts w:ascii="PT Sans" w:hAnsi="PT Sans"/>
+                <w:bCs/>
+                <w:color w:val="000000"/>
                 <w:sz w:val="18"/>
                 <w:szCs w:val="18"/>
                 <w:shd w:val="clear" w:color="auto" w:fill="FFFFFF"/>
@@ -5113,254 +5165,64 @@
               <w:ind w:left="227"/>
               <w:rPr>
                 <w:rFonts w:ascii="PT Sans" w:hAnsi="PT Sans"/>
-                <w:bCs/>
-                <w:color w:val="000000" w:themeColor="text1"/>
-                <w:sz w:val="18"/>
-                <w:szCs w:val="18"/>
-                <w:shd w:val="clear" w:color="auto" w:fill="FFFFFF"/>
-              </w:rPr>
-            </w:pPr>
-            <w:r>
-              <w:rPr>
-                <w:rFonts w:ascii="PT Sans" w:hAnsi="PT Sans"/>
-                <w:b/>
-                <w:color w:val="000000" w:themeColor="text1"/>
-                <w:sz w:val="18"/>
-                <w:szCs w:val="18"/>
-                <w:shd w:val="clear" w:color="auto" w:fill="FFFFFF"/>
-              </w:rPr>
-              <w:t xml:space="preserve">Privacy-friendly </w:t>
-            </w:r>
-            <w:r>
-              <w:rPr>
-                <w:rFonts w:ascii="PT Sans" w:hAnsi="PT Sans"/>
-                <w:b/>
-                <w:color w:val="000000" w:themeColor="text1"/>
-                <w:sz w:val="18"/>
-                <w:szCs w:val="18"/>
-                <w:shd w:val="clear" w:color="auto" w:fill="FFFFFF"/>
-              </w:rPr>
-              <w:t>F</w:t>
-            </w:r>
-            <w:r>
-              <w:rPr>
-                <w:rFonts w:ascii="PT Sans" w:hAnsi="PT Sans"/>
-                <w:b/>
-                <w:color w:val="000000" w:themeColor="text1"/>
-                <w:sz w:val="18"/>
-                <w:szCs w:val="18"/>
-                <w:shd w:val="clear" w:color="auto" w:fill="FFFFFF"/>
-              </w:rPr>
-              <w:t xml:space="preserve">orecasting for the </w:t>
-            </w:r>
-            <w:r>
-              <w:rPr>
-                <w:rFonts w:ascii="PT Sans" w:hAnsi="PT Sans"/>
-                <w:b/>
-                <w:color w:val="000000" w:themeColor="text1"/>
-                <w:sz w:val="18"/>
-                <w:szCs w:val="18"/>
-                <w:shd w:val="clear" w:color="auto" w:fill="FFFFFF"/>
-              </w:rPr>
-              <w:t>S</w:t>
-            </w:r>
-            <w:r>
-              <w:rPr>
-                <w:rFonts w:ascii="PT Sans" w:hAnsi="PT Sans"/>
-                <w:b/>
-                <w:color w:val="000000" w:themeColor="text1"/>
-                <w:sz w:val="18"/>
-                <w:szCs w:val="18"/>
-                <w:shd w:val="clear" w:color="auto" w:fill="FFFFFF"/>
-              </w:rPr>
-              <w:t xml:space="preserve">mart </w:t>
-            </w:r>
-            <w:r>
-              <w:rPr>
-                <w:rFonts w:ascii="PT Sans" w:hAnsi="PT Sans"/>
-                <w:b/>
-                <w:color w:val="000000" w:themeColor="text1"/>
-                <w:sz w:val="18"/>
-                <w:szCs w:val="18"/>
-                <w:shd w:val="clear" w:color="auto" w:fill="FFFFFF"/>
-              </w:rPr>
-              <w:t>G</w:t>
-            </w:r>
-            <w:r>
-              <w:rPr>
-                <w:rFonts w:ascii="PT Sans" w:hAnsi="PT Sans"/>
-                <w:b/>
-                <w:color w:val="000000" w:themeColor="text1"/>
-                <w:sz w:val="18"/>
-                <w:szCs w:val="18"/>
-                <w:shd w:val="clear" w:color="auto" w:fill="FFFFFF"/>
-              </w:rPr>
-              <w:t xml:space="preserve">rid </w:t>
-            </w:r>
-            <w:r>
-              <w:rPr>
-                <w:rFonts w:ascii="PT Sans" w:hAnsi="PT Sans"/>
-                <w:b/>
-                <w:color w:val="000000" w:themeColor="text1"/>
-                <w:sz w:val="18"/>
-                <w:szCs w:val="18"/>
-                <w:shd w:val="clear" w:color="auto" w:fill="FFFFFF"/>
-              </w:rPr>
-              <w:t>U</w:t>
-            </w:r>
-            <w:r>
-              <w:rPr>
-                <w:rFonts w:ascii="PT Sans" w:hAnsi="PT Sans"/>
-                <w:b/>
-                <w:color w:val="000000" w:themeColor="text1"/>
-                <w:sz w:val="18"/>
-                <w:szCs w:val="18"/>
-                <w:shd w:val="clear" w:color="auto" w:fill="FFFFFF"/>
-              </w:rPr>
-              <w:t xml:space="preserve">sing </w:t>
-            </w:r>
-            <w:r>
-              <w:rPr>
-                <w:rFonts w:ascii="PT Sans" w:hAnsi="PT Sans"/>
-                <w:b/>
-                <w:color w:val="000000" w:themeColor="text1"/>
-                <w:sz w:val="18"/>
-                <w:szCs w:val="18"/>
-                <w:shd w:val="clear" w:color="auto" w:fill="FFFFFF"/>
-              </w:rPr>
-              <w:t>H</w:t>
-            </w:r>
-            <w:r>
-              <w:rPr>
-                <w:rFonts w:ascii="PT Sans" w:hAnsi="PT Sans"/>
-                <w:b/>
-                <w:color w:val="000000" w:themeColor="text1"/>
-                <w:sz w:val="18"/>
-                <w:szCs w:val="18"/>
-                <w:shd w:val="clear" w:color="auto" w:fill="FFFFFF"/>
-              </w:rPr>
-              <w:t xml:space="preserve">omomorphic </w:t>
-            </w:r>
-            <w:r>
-              <w:rPr>
-                <w:rFonts w:ascii="PT Sans" w:hAnsi="PT Sans"/>
-                <w:b/>
-                <w:color w:val="000000" w:themeColor="text1"/>
-                <w:sz w:val="18"/>
-                <w:szCs w:val="18"/>
-                <w:shd w:val="clear" w:color="auto" w:fill="FFFFFF"/>
-              </w:rPr>
-              <w:t>E</w:t>
-            </w:r>
-            <w:r>
-              <w:rPr>
-                <w:rFonts w:ascii="PT Sans" w:hAnsi="PT Sans"/>
-                <w:b/>
-                <w:color w:val="000000" w:themeColor="text1"/>
-                <w:sz w:val="18"/>
-                <w:szCs w:val="18"/>
-                <w:shd w:val="clear" w:color="auto" w:fill="FFFFFF"/>
-              </w:rPr>
-              <w:t xml:space="preserve">ncryption and the </w:t>
-            </w:r>
-            <w:r>
-              <w:rPr>
-                <w:rFonts w:ascii="PT Sans" w:hAnsi="PT Sans"/>
-                <w:b/>
-                <w:color w:val="000000" w:themeColor="text1"/>
-                <w:sz w:val="18"/>
-                <w:szCs w:val="18"/>
-                <w:shd w:val="clear" w:color="auto" w:fill="FFFFFF"/>
-              </w:rPr>
-              <w:t>G</w:t>
-            </w:r>
-            <w:r>
-              <w:rPr>
-                <w:rFonts w:ascii="PT Sans" w:hAnsi="PT Sans"/>
-                <w:b/>
-                <w:color w:val="000000" w:themeColor="text1"/>
-                <w:sz w:val="18"/>
-                <w:szCs w:val="18"/>
-                <w:shd w:val="clear" w:color="auto" w:fill="FFFFFF"/>
-              </w:rPr>
-              <w:t xml:space="preserve">roup </w:t>
-            </w:r>
-            <w:r>
-              <w:rPr>
-                <w:rFonts w:ascii="PT Sans" w:hAnsi="PT Sans"/>
-                <w:b/>
-                <w:color w:val="000000" w:themeColor="text1"/>
-                <w:sz w:val="18"/>
-                <w:szCs w:val="18"/>
-                <w:shd w:val="clear" w:color="auto" w:fill="FFFFFF"/>
-              </w:rPr>
-              <w:t>M</w:t>
-            </w:r>
-            <w:r>
-              <w:rPr>
-                <w:rFonts w:ascii="PT Sans" w:hAnsi="PT Sans"/>
-                <w:b/>
-                <w:color w:val="000000" w:themeColor="text1"/>
-                <w:sz w:val="18"/>
-                <w:szCs w:val="18"/>
-                <w:shd w:val="clear" w:color="auto" w:fill="FFFFFF"/>
-              </w:rPr>
-              <w:t xml:space="preserve">ethod of </w:t>
-            </w:r>
-            <w:r>
-              <w:rPr>
-                <w:rFonts w:ascii="PT Sans" w:hAnsi="PT Sans"/>
-                <w:b/>
-                <w:color w:val="000000" w:themeColor="text1"/>
-                <w:sz w:val="18"/>
-                <w:szCs w:val="18"/>
-                <w:shd w:val="clear" w:color="auto" w:fill="FFFFFF"/>
-              </w:rPr>
-              <w:t>D</w:t>
-            </w:r>
-            <w:r>
-              <w:rPr>
-                <w:rFonts w:ascii="PT Sans" w:hAnsi="PT Sans"/>
-                <w:b/>
-                <w:color w:val="000000" w:themeColor="text1"/>
-                <w:sz w:val="18"/>
-                <w:szCs w:val="18"/>
-                <w:shd w:val="clear" w:color="auto" w:fill="FFFFFF"/>
-              </w:rPr>
-              <w:t xml:space="preserve">ata </w:t>
-            </w:r>
-            <w:r>
-              <w:rPr>
-                <w:rFonts w:ascii="PT Sans" w:hAnsi="PT Sans"/>
-                <w:b/>
-                <w:color w:val="000000" w:themeColor="text1"/>
-                <w:sz w:val="18"/>
-                <w:szCs w:val="18"/>
-                <w:shd w:val="clear" w:color="auto" w:fill="FFFFFF"/>
-              </w:rPr>
-              <w:t>H</w:t>
-            </w:r>
-            <w:r>
-              <w:rPr>
-                <w:rFonts w:ascii="PT Sans" w:hAnsi="PT Sans"/>
-                <w:b/>
-                <w:color w:val="000000" w:themeColor="text1"/>
-                <w:sz w:val="18"/>
-                <w:szCs w:val="18"/>
-                <w:shd w:val="clear" w:color="auto" w:fill="FFFFFF"/>
-              </w:rPr>
-              <w:t>andling</w:t>
-            </w:r>
-            <w:r>
-              <w:rPr>
-                <w:rFonts w:ascii="PT Sans" w:hAnsi="PT Sans"/>
-                <w:bCs/>
-                <w:color w:val="000000" w:themeColor="text1"/>
-                <w:sz w:val="18"/>
-                <w:szCs w:val="18"/>
-                <w:shd w:val="clear" w:color="auto" w:fill="FFFFFF"/>
-              </w:rPr>
-              <w:t>,</w:t>
+                <w:color w:val="808080" w:themeColor="background1" w:themeShade="80"/>
+                <w:sz w:val="18"/>
+                <w:szCs w:val="18"/>
+                <w:shd w:val="clear" w:color="auto" w:fill="FFFFFF"/>
+              </w:rPr>
+            </w:pPr>
+            <w:r>
+              <w:rPr>
+                <w:rFonts w:ascii="PT Sans" w:hAnsi="PT Sans"/>
+                <w:color w:val="808080" w:themeColor="background1" w:themeShade="80"/>
+                <w:sz w:val="18"/>
+                <w:szCs w:val="18"/>
+                <w:shd w:val="clear" w:color="auto" w:fill="FFFFFF"/>
+              </w:rPr>
+              <w:t>In Cryptographic Hardware and Embedded Systems – CHES 2017 – 19</w:t>
+            </w:r>
+            <w:r>
+              <w:rPr>
+                <w:rFonts w:ascii="PT Sans" w:hAnsi="PT Sans"/>
+                <w:color w:val="808080" w:themeColor="background1" w:themeShade="80"/>
+                <w:sz w:val="18"/>
+                <w:szCs w:val="18"/>
+                <w:shd w:val="clear" w:color="auto" w:fill="FFFFFF"/>
+                <w:vertAlign w:val="superscript"/>
+              </w:rPr>
+              <w:t>th</w:t>
+            </w:r>
+            <w:r>
+              <w:rPr>
+                <w:rFonts w:ascii="PT Sans" w:hAnsi="PT Sans"/>
+                <w:color w:val="808080" w:themeColor="background1" w:themeShade="80"/>
+                <w:sz w:val="18"/>
+                <w:szCs w:val="18"/>
+                <w:shd w:val="clear" w:color="auto" w:fill="FFFFFF"/>
+              </w:rPr>
+              <w:t xml:space="preserve"> International Conference, Taipei, Taiwan, September 25-28, 2017, Proceedings, volume 10529 of Lecture Notes in Computer Science, W. Fischer, and </w:t>
+            </w:r>
+            <w:proofErr w:type="spellStart"/>
+            <w:r>
+              <w:rPr>
+                <w:rFonts w:ascii="PT Sans" w:hAnsi="PT Sans"/>
+                <w:color w:val="808080" w:themeColor="background1" w:themeShade="80"/>
+                <w:sz w:val="18"/>
+                <w:szCs w:val="18"/>
+                <w:shd w:val="clear" w:color="auto" w:fill="FFFFFF"/>
+              </w:rPr>
+              <w:t>Naofumi</w:t>
+            </w:r>
+            <w:proofErr w:type="spellEnd"/>
+            <w:r>
+              <w:rPr>
+                <w:rFonts w:ascii="PT Sans" w:hAnsi="PT Sans"/>
+                <w:color w:val="808080" w:themeColor="background1" w:themeShade="80"/>
+                <w:sz w:val="18"/>
+                <w:szCs w:val="18"/>
+                <w:shd w:val="clear" w:color="auto" w:fill="FFFFFF"/>
+              </w:rPr>
+              <w:t xml:space="preserve"> Homma (eds.), pp. 579-600, Springer-Verlag, 2017.</w:t>
             </w:r>
           </w:p>
           <w:p>
@@ -5369,72 +5231,12 @@
               <w:ind w:left="227"/>
               <w:rPr>
                 <w:rFonts w:ascii="PT Sans" w:hAnsi="PT Sans"/>
-                <w:bCs/>
-                <w:color w:val="808080" w:themeColor="background1" w:themeShade="80"/>
-                <w:sz w:val="18"/>
-                <w:szCs w:val="18"/>
-                <w:shd w:val="clear" w:color="auto" w:fill="FFFFFF"/>
-              </w:rPr>
-            </w:pPr>
-            <w:r>
-              <w:rPr>
-                <w:rFonts w:ascii="PT Sans" w:hAnsi="PT Sans"/>
-                <w:bCs/>
-                <w:color w:val="808080" w:themeColor="background1" w:themeShade="80"/>
-                <w:sz w:val="18"/>
-                <w:szCs w:val="18"/>
-                <w:shd w:val="clear" w:color="auto" w:fill="FFFFFF"/>
-              </w:rPr>
-              <w:t xml:space="preserve">In Progress in Cryptology - AFRICACRYPT 2017 - 9th International Conference on Cryptology in Africa, Dakar, Senegal, May 24-26, 2017, Proceedings, volume 10239 of Lecture Notes in Computer Science, M. </w:t>
-            </w:r>
-            <w:proofErr w:type="spellStart"/>
-            <w:r>
-              <w:rPr>
-                <w:rFonts w:ascii="PT Sans" w:hAnsi="PT Sans"/>
-                <w:bCs/>
-                <w:color w:val="808080" w:themeColor="background1" w:themeShade="80"/>
-                <w:sz w:val="18"/>
-                <w:szCs w:val="18"/>
-                <w:shd w:val="clear" w:color="auto" w:fill="FFFFFF"/>
-              </w:rPr>
-              <w:t>Joye</w:t>
-            </w:r>
-            <w:proofErr w:type="spellEnd"/>
-            <w:r>
-              <w:rPr>
-                <w:rFonts w:ascii="PT Sans" w:hAnsi="PT Sans"/>
-                <w:bCs/>
-                <w:color w:val="808080" w:themeColor="background1" w:themeShade="80"/>
-                <w:sz w:val="18"/>
-                <w:szCs w:val="18"/>
-                <w:shd w:val="clear" w:color="auto" w:fill="FFFFFF"/>
-              </w:rPr>
-              <w:t xml:space="preserve">, and A. </w:t>
-            </w:r>
-            <w:proofErr w:type="spellStart"/>
-            <w:r>
-              <w:rPr>
-                <w:rFonts w:ascii="PT Sans" w:hAnsi="PT Sans"/>
-                <w:bCs/>
-                <w:color w:val="808080" w:themeColor="background1" w:themeShade="80"/>
-                <w:sz w:val="18"/>
-                <w:szCs w:val="18"/>
-                <w:shd w:val="clear" w:color="auto" w:fill="FFFFFF"/>
-              </w:rPr>
-              <w:t>Nitaj</w:t>
-            </w:r>
-            <w:proofErr w:type="spellEnd"/>
-            <w:r>
-              <w:rPr>
-                <w:rFonts w:ascii="PT Sans" w:hAnsi="PT Sans"/>
-                <w:bCs/>
-                <w:color w:val="808080" w:themeColor="background1" w:themeShade="80"/>
-                <w:sz w:val="18"/>
-                <w:szCs w:val="18"/>
-                <w:shd w:val="clear" w:color="auto" w:fill="FFFFFF"/>
-              </w:rPr>
-              <w:t xml:space="preserve"> (eds.), pp. 184-201, Springer-Verlag, 2017.</w:t>
-            </w:r>
+                <w:color w:val="808080" w:themeColor="background1" w:themeShade="80"/>
+                <w:sz w:val="18"/>
+                <w:szCs w:val="18"/>
+                <w:shd w:val="clear" w:color="auto" w:fill="FFFFFF"/>
+              </w:rPr>
+            </w:pPr>
           </w:p>
           <w:p>
             <w:pPr>
@@ -5442,13 +5244,88 @@
               <w:ind w:left="227"/>
               <w:rPr>
                 <w:rFonts w:ascii="PT Sans" w:hAnsi="PT Sans"/>
-                <w:bCs/>
-                <w:color w:val="808080" w:themeColor="background1" w:themeShade="80"/>
-                <w:sz w:val="18"/>
-                <w:szCs w:val="18"/>
-                <w:shd w:val="clear" w:color="auto" w:fill="FFFFFF"/>
-              </w:rPr>
-            </w:pPr>
+                <w:color w:val="000000" w:themeColor="text1"/>
+                <w:sz w:val="18"/>
+                <w:szCs w:val="18"/>
+                <w:shd w:val="clear" w:color="auto" w:fill="FFFFFF"/>
+              </w:rPr>
+            </w:pPr>
+            <w:r>
+              <w:rPr>
+                <w:rFonts w:ascii="PT Sans" w:hAnsi="PT Sans"/>
+                <w:color w:val="000000" w:themeColor="text1"/>
+                <w:sz w:val="18"/>
+                <w:szCs w:val="18"/>
+                <w:shd w:val="clear" w:color="auto" w:fill="FFFFFF"/>
+              </w:rPr>
+              <w:t xml:space="preserve">J. W. Bos, W. </w:t>
+            </w:r>
+            <w:proofErr w:type="spellStart"/>
+            <w:r>
+              <w:rPr>
+                <w:rFonts w:ascii="PT Sans" w:hAnsi="PT Sans"/>
+                <w:color w:val="000000" w:themeColor="text1"/>
+                <w:sz w:val="18"/>
+                <w:szCs w:val="18"/>
+                <w:shd w:val="clear" w:color="auto" w:fill="FFFFFF"/>
+              </w:rPr>
+              <w:t>Castryck</w:t>
+            </w:r>
+            <w:proofErr w:type="spellEnd"/>
+            <w:r>
+              <w:rPr>
+                <w:rFonts w:ascii="PT Sans" w:hAnsi="PT Sans"/>
+                <w:color w:val="000000" w:themeColor="text1"/>
+                <w:sz w:val="18"/>
+                <w:szCs w:val="18"/>
+                <w:shd w:val="clear" w:color="auto" w:fill="FFFFFF"/>
+              </w:rPr>
+              <w:t xml:space="preserve">, I. </w:t>
+            </w:r>
+            <w:proofErr w:type="spellStart"/>
+            <w:r>
+              <w:rPr>
+                <w:rFonts w:ascii="PT Sans" w:hAnsi="PT Sans"/>
+                <w:color w:val="000000" w:themeColor="text1"/>
+                <w:sz w:val="18"/>
+                <w:szCs w:val="18"/>
+                <w:shd w:val="clear" w:color="auto" w:fill="FFFFFF"/>
+              </w:rPr>
+              <w:t>Iliashenko</w:t>
+            </w:r>
+            <w:proofErr w:type="spellEnd"/>
+            <w:r>
+              <w:rPr>
+                <w:rFonts w:ascii="PT Sans" w:hAnsi="PT Sans"/>
+                <w:color w:val="000000" w:themeColor="text1"/>
+                <w:sz w:val="18"/>
+                <w:szCs w:val="18"/>
+                <w:shd w:val="clear" w:color="auto" w:fill="FFFFFF"/>
+              </w:rPr>
+              <w:t xml:space="preserve">, and F. </w:t>
+            </w:r>
+            <w:proofErr w:type="spellStart"/>
+            <w:r>
+              <w:rPr>
+                <w:rFonts w:ascii="PT Sans" w:hAnsi="PT Sans"/>
+                <w:color w:val="000000" w:themeColor="text1"/>
+                <w:sz w:val="18"/>
+                <w:szCs w:val="18"/>
+                <w:shd w:val="clear" w:color="auto" w:fill="FFFFFF"/>
+              </w:rPr>
+              <w:t>Vercauteren</w:t>
+            </w:r>
+            <w:proofErr w:type="spellEnd"/>
+            <w:r>
+              <w:rPr>
+                <w:rFonts w:ascii="PT Sans" w:hAnsi="PT Sans"/>
+                <w:color w:val="000000" w:themeColor="text1"/>
+                <w:sz w:val="18"/>
+                <w:szCs w:val="18"/>
+                <w:shd w:val="clear" w:color="auto" w:fill="FFFFFF"/>
+              </w:rPr>
+              <w:t>,</w:t>
+            </w:r>
           </w:p>
           <w:p>
             <w:pPr>
@@ -5466,75 +5343,234 @@
             <w:r>
               <w:rPr>
                 <w:rFonts w:ascii="PT Sans" w:hAnsi="PT Sans"/>
-                <w:bCs/>
-                <w:color w:val="000000" w:themeColor="text1"/>
-                <w:sz w:val="18"/>
-                <w:szCs w:val="18"/>
-                <w:shd w:val="clear" w:color="auto" w:fill="FFFFFF"/>
-              </w:rPr>
-              <w:t xml:space="preserve">W. </w:t>
-            </w:r>
-            <w:proofErr w:type="spellStart"/>
-            <w:r>
-              <w:rPr>
-                <w:rFonts w:ascii="PT Sans" w:hAnsi="PT Sans"/>
-                <w:bCs/>
-                <w:color w:val="000000" w:themeColor="text1"/>
-                <w:sz w:val="18"/>
-                <w:szCs w:val="18"/>
-                <w:shd w:val="clear" w:color="auto" w:fill="FFFFFF"/>
-              </w:rPr>
-              <w:t>Castryck</w:t>
-            </w:r>
-            <w:proofErr w:type="spellEnd"/>
-            <w:r>
-              <w:rPr>
-                <w:rFonts w:ascii="PT Sans" w:hAnsi="PT Sans"/>
-                <w:bCs/>
-                <w:color w:val="000000" w:themeColor="text1"/>
-                <w:sz w:val="18"/>
-                <w:szCs w:val="18"/>
-                <w:shd w:val="clear" w:color="auto" w:fill="FFFFFF"/>
-              </w:rPr>
-              <w:t xml:space="preserve">, I. </w:t>
-            </w:r>
-            <w:proofErr w:type="spellStart"/>
-            <w:r>
-              <w:rPr>
-                <w:rFonts w:ascii="PT Sans" w:hAnsi="PT Sans"/>
-                <w:bCs/>
-                <w:color w:val="000000" w:themeColor="text1"/>
-                <w:sz w:val="18"/>
-                <w:szCs w:val="18"/>
-                <w:shd w:val="clear" w:color="auto" w:fill="FFFFFF"/>
-              </w:rPr>
-              <w:t>Iliashenko</w:t>
-            </w:r>
-            <w:proofErr w:type="spellEnd"/>
-            <w:r>
-              <w:rPr>
-                <w:rFonts w:ascii="PT Sans" w:hAnsi="PT Sans"/>
-                <w:bCs/>
-                <w:color w:val="000000" w:themeColor="text1"/>
-                <w:sz w:val="18"/>
-                <w:szCs w:val="18"/>
-                <w:shd w:val="clear" w:color="auto" w:fill="FFFFFF"/>
-              </w:rPr>
-              <w:t xml:space="preserve">, and F. </w:t>
-            </w:r>
-            <w:proofErr w:type="spellStart"/>
-            <w:r>
-              <w:rPr>
-                <w:rFonts w:ascii="PT Sans" w:hAnsi="PT Sans"/>
-                <w:bCs/>
-                <w:color w:val="000000" w:themeColor="text1"/>
-                <w:sz w:val="18"/>
-                <w:szCs w:val="18"/>
-                <w:shd w:val="clear" w:color="auto" w:fill="FFFFFF"/>
-              </w:rPr>
-              <w:t>Vercauteren</w:t>
-            </w:r>
-            <w:proofErr w:type="spellEnd"/>
+                <w:b/>
+                <w:color w:val="000000" w:themeColor="text1"/>
+                <w:sz w:val="18"/>
+                <w:szCs w:val="18"/>
+                <w:shd w:val="clear" w:color="auto" w:fill="FFFFFF"/>
+              </w:rPr>
+              <w:t xml:space="preserve">Privacy-friendly </w:t>
+            </w:r>
+            <w:r>
+              <w:rPr>
+                <w:rFonts w:ascii="PT Sans" w:hAnsi="PT Sans"/>
+                <w:b/>
+                <w:color w:val="000000" w:themeColor="text1"/>
+                <w:sz w:val="18"/>
+                <w:szCs w:val="18"/>
+                <w:shd w:val="clear" w:color="auto" w:fill="FFFFFF"/>
+              </w:rPr>
+              <w:t>F</w:t>
+            </w:r>
+            <w:r>
+              <w:rPr>
+                <w:rFonts w:ascii="PT Sans" w:hAnsi="PT Sans"/>
+                <w:b/>
+                <w:color w:val="000000" w:themeColor="text1"/>
+                <w:sz w:val="18"/>
+                <w:szCs w:val="18"/>
+                <w:shd w:val="clear" w:color="auto" w:fill="FFFFFF"/>
+              </w:rPr>
+              <w:t xml:space="preserve">orecasting for the </w:t>
+            </w:r>
+            <w:r>
+              <w:rPr>
+                <w:rFonts w:ascii="PT Sans" w:hAnsi="PT Sans"/>
+                <w:b/>
+                <w:color w:val="000000" w:themeColor="text1"/>
+                <w:sz w:val="18"/>
+                <w:szCs w:val="18"/>
+                <w:shd w:val="clear" w:color="auto" w:fill="FFFFFF"/>
+              </w:rPr>
+              <w:t>S</w:t>
+            </w:r>
+            <w:r>
+              <w:rPr>
+                <w:rFonts w:ascii="PT Sans" w:hAnsi="PT Sans"/>
+                <w:b/>
+                <w:color w:val="000000" w:themeColor="text1"/>
+                <w:sz w:val="18"/>
+                <w:szCs w:val="18"/>
+                <w:shd w:val="clear" w:color="auto" w:fill="FFFFFF"/>
+              </w:rPr>
+              <w:t xml:space="preserve">mart </w:t>
+            </w:r>
+            <w:r>
+              <w:rPr>
+                <w:rFonts w:ascii="PT Sans" w:hAnsi="PT Sans"/>
+                <w:b/>
+                <w:color w:val="000000" w:themeColor="text1"/>
+                <w:sz w:val="18"/>
+                <w:szCs w:val="18"/>
+                <w:shd w:val="clear" w:color="auto" w:fill="FFFFFF"/>
+              </w:rPr>
+              <w:t>G</w:t>
+            </w:r>
+            <w:r>
+              <w:rPr>
+                <w:rFonts w:ascii="PT Sans" w:hAnsi="PT Sans"/>
+                <w:b/>
+                <w:color w:val="000000" w:themeColor="text1"/>
+                <w:sz w:val="18"/>
+                <w:szCs w:val="18"/>
+                <w:shd w:val="clear" w:color="auto" w:fill="FFFFFF"/>
+              </w:rPr>
+              <w:t xml:space="preserve">rid </w:t>
+            </w:r>
+            <w:r>
+              <w:rPr>
+                <w:rFonts w:ascii="PT Sans" w:hAnsi="PT Sans"/>
+                <w:b/>
+                <w:color w:val="000000" w:themeColor="text1"/>
+                <w:sz w:val="18"/>
+                <w:szCs w:val="18"/>
+                <w:shd w:val="clear" w:color="auto" w:fill="FFFFFF"/>
+              </w:rPr>
+              <w:t>U</w:t>
+            </w:r>
+            <w:r>
+              <w:rPr>
+                <w:rFonts w:ascii="PT Sans" w:hAnsi="PT Sans"/>
+                <w:b/>
+                <w:color w:val="000000" w:themeColor="text1"/>
+                <w:sz w:val="18"/>
+                <w:szCs w:val="18"/>
+                <w:shd w:val="clear" w:color="auto" w:fill="FFFFFF"/>
+              </w:rPr>
+              <w:t xml:space="preserve">sing </w:t>
+            </w:r>
+            <w:r>
+              <w:rPr>
+                <w:rFonts w:ascii="PT Sans" w:hAnsi="PT Sans"/>
+                <w:b/>
+                <w:color w:val="000000" w:themeColor="text1"/>
+                <w:sz w:val="18"/>
+                <w:szCs w:val="18"/>
+                <w:shd w:val="clear" w:color="auto" w:fill="FFFFFF"/>
+              </w:rPr>
+              <w:t>H</w:t>
+            </w:r>
+            <w:r>
+              <w:rPr>
+                <w:rFonts w:ascii="PT Sans" w:hAnsi="PT Sans"/>
+                <w:b/>
+                <w:color w:val="000000" w:themeColor="text1"/>
+                <w:sz w:val="18"/>
+                <w:szCs w:val="18"/>
+                <w:shd w:val="clear" w:color="auto" w:fill="FFFFFF"/>
+              </w:rPr>
+              <w:t xml:space="preserve">omomorphic </w:t>
+            </w:r>
+            <w:r>
+              <w:rPr>
+                <w:rFonts w:ascii="PT Sans" w:hAnsi="PT Sans"/>
+                <w:b/>
+                <w:color w:val="000000" w:themeColor="text1"/>
+                <w:sz w:val="18"/>
+                <w:szCs w:val="18"/>
+                <w:shd w:val="clear" w:color="auto" w:fill="FFFFFF"/>
+              </w:rPr>
+              <w:t>E</w:t>
+            </w:r>
+            <w:r>
+              <w:rPr>
+                <w:rFonts w:ascii="PT Sans" w:hAnsi="PT Sans"/>
+                <w:b/>
+                <w:color w:val="000000" w:themeColor="text1"/>
+                <w:sz w:val="18"/>
+                <w:szCs w:val="18"/>
+                <w:shd w:val="clear" w:color="auto" w:fill="FFFFFF"/>
+              </w:rPr>
+              <w:t xml:space="preserve">ncryption and the </w:t>
+            </w:r>
+            <w:r>
+              <w:rPr>
+                <w:rFonts w:ascii="PT Sans" w:hAnsi="PT Sans"/>
+                <w:b/>
+                <w:color w:val="000000" w:themeColor="text1"/>
+                <w:sz w:val="18"/>
+                <w:szCs w:val="18"/>
+                <w:shd w:val="clear" w:color="auto" w:fill="FFFFFF"/>
+              </w:rPr>
+              <w:t>G</w:t>
+            </w:r>
+            <w:r>
+              <w:rPr>
+                <w:rFonts w:ascii="PT Sans" w:hAnsi="PT Sans"/>
+                <w:b/>
+                <w:color w:val="000000" w:themeColor="text1"/>
+                <w:sz w:val="18"/>
+                <w:szCs w:val="18"/>
+                <w:shd w:val="clear" w:color="auto" w:fill="FFFFFF"/>
+              </w:rPr>
+              <w:t xml:space="preserve">roup </w:t>
+            </w:r>
+            <w:r>
+              <w:rPr>
+                <w:rFonts w:ascii="PT Sans" w:hAnsi="PT Sans"/>
+                <w:b/>
+                <w:color w:val="000000" w:themeColor="text1"/>
+                <w:sz w:val="18"/>
+                <w:szCs w:val="18"/>
+                <w:shd w:val="clear" w:color="auto" w:fill="FFFFFF"/>
+              </w:rPr>
+              <w:t>M</w:t>
+            </w:r>
+            <w:r>
+              <w:rPr>
+                <w:rFonts w:ascii="PT Sans" w:hAnsi="PT Sans"/>
+                <w:b/>
+                <w:color w:val="000000" w:themeColor="text1"/>
+                <w:sz w:val="18"/>
+                <w:szCs w:val="18"/>
+                <w:shd w:val="clear" w:color="auto" w:fill="FFFFFF"/>
+              </w:rPr>
+              <w:t xml:space="preserve">ethod of </w:t>
+            </w:r>
+            <w:r>
+              <w:rPr>
+                <w:rFonts w:ascii="PT Sans" w:hAnsi="PT Sans"/>
+                <w:b/>
+                <w:color w:val="000000" w:themeColor="text1"/>
+                <w:sz w:val="18"/>
+                <w:szCs w:val="18"/>
+                <w:shd w:val="clear" w:color="auto" w:fill="FFFFFF"/>
+              </w:rPr>
+              <w:t>D</w:t>
+            </w:r>
+            <w:r>
+              <w:rPr>
+                <w:rFonts w:ascii="PT Sans" w:hAnsi="PT Sans"/>
+                <w:b/>
+                <w:color w:val="000000" w:themeColor="text1"/>
+                <w:sz w:val="18"/>
+                <w:szCs w:val="18"/>
+                <w:shd w:val="clear" w:color="auto" w:fill="FFFFFF"/>
+              </w:rPr>
+              <w:t xml:space="preserve">ata </w:t>
+            </w:r>
+            <w:r>
+              <w:rPr>
+                <w:rFonts w:ascii="PT Sans" w:hAnsi="PT Sans"/>
+                <w:b/>
+                <w:color w:val="000000" w:themeColor="text1"/>
+                <w:sz w:val="18"/>
+                <w:szCs w:val="18"/>
+                <w:shd w:val="clear" w:color="auto" w:fill="FFFFFF"/>
+              </w:rPr>
+              <w:t>H</w:t>
+            </w:r>
+            <w:r>
+              <w:rPr>
+                <w:rFonts w:ascii="PT Sans" w:hAnsi="PT Sans"/>
+                <w:b/>
+                <w:color w:val="000000" w:themeColor="text1"/>
+                <w:sz w:val="18"/>
+                <w:szCs w:val="18"/>
+                <w:shd w:val="clear" w:color="auto" w:fill="FFFFFF"/>
+              </w:rPr>
+              <w:t>andling</w:t>
+            </w:r>
             <w:r>
               <w:rPr>
                 <w:rFonts w:ascii="PT Sans" w:hAnsi="PT Sans"/>
@@ -5553,25 +5589,71 @@
               <w:ind w:left="227"/>
               <w:rPr>
                 <w:rFonts w:ascii="PT Sans" w:hAnsi="PT Sans"/>
-                <w:b/>
-                <w:bCs/>
-                <w:color w:val="000000" w:themeColor="text1"/>
-                <w:sz w:val="18"/>
-                <w:szCs w:val="18"/>
-                <w:shd w:val="clear" w:color="auto" w:fill="FFFFFF"/>
-              </w:rPr>
-            </w:pPr>
-            <w:r>
-              <w:rPr>
-                <w:rFonts w:ascii="PT Sans" w:hAnsi="PT Sans"/>
-                <w:b/>
-                <w:bCs/>
-                <w:color w:val="000000" w:themeColor="text1"/>
-                <w:sz w:val="18"/>
-                <w:szCs w:val="18"/>
-                <w:shd w:val="clear" w:color="auto" w:fill="FFFFFF"/>
-              </w:rPr>
-              <w:t>On Error Distributions in Ring-based LWE,</w:t>
+                <w:bCs/>
+                <w:color w:val="808080" w:themeColor="background1" w:themeShade="80"/>
+                <w:sz w:val="18"/>
+                <w:szCs w:val="18"/>
+                <w:shd w:val="clear" w:color="auto" w:fill="FFFFFF"/>
+              </w:rPr>
+            </w:pPr>
+            <w:r>
+              <w:rPr>
+                <w:rFonts w:ascii="PT Sans" w:hAnsi="PT Sans"/>
+                <w:bCs/>
+                <w:color w:val="808080" w:themeColor="background1" w:themeShade="80"/>
+                <w:sz w:val="18"/>
+                <w:szCs w:val="18"/>
+                <w:shd w:val="clear" w:color="auto" w:fill="FFFFFF"/>
+              </w:rPr>
+              <w:t xml:space="preserve">In Progress in Cryptology - AFRICACRYPT 2017 - 9th International Conference on Cryptology in Africa, Dakar, Senegal, May 24-26, 2017, Proceedings, volume 10239 of Lecture Notes in Computer Science, M. </w:t>
+            </w:r>
+            <w:proofErr w:type="spellStart"/>
+            <w:r>
+              <w:rPr>
+                <w:rFonts w:ascii="PT Sans" w:hAnsi="PT Sans"/>
+                <w:bCs/>
+                <w:color w:val="808080" w:themeColor="background1" w:themeShade="80"/>
+                <w:sz w:val="18"/>
+                <w:szCs w:val="18"/>
+                <w:shd w:val="clear" w:color="auto" w:fill="FFFFFF"/>
+              </w:rPr>
+              <w:t>Joye</w:t>
+            </w:r>
+            <w:proofErr w:type="spellEnd"/>
+            <w:r>
+              <w:rPr>
+                <w:rFonts w:ascii="PT Sans" w:hAnsi="PT Sans"/>
+                <w:bCs/>
+                <w:color w:val="808080" w:themeColor="background1" w:themeShade="80"/>
+                <w:sz w:val="18"/>
+                <w:szCs w:val="18"/>
+                <w:shd w:val="clear" w:color="auto" w:fill="FFFFFF"/>
+              </w:rPr>
+              <w:t xml:space="preserve">, and A. </w:t>
+            </w:r>
+            <w:proofErr w:type="spellStart"/>
+            <w:r>
+              <w:rPr>
+                <w:rFonts w:ascii="PT Sans" w:hAnsi="PT Sans"/>
+                <w:bCs/>
+                <w:color w:val="808080" w:themeColor="background1" w:themeShade="80"/>
+                <w:sz w:val="18"/>
+                <w:szCs w:val="18"/>
+                <w:shd w:val="clear" w:color="auto" w:fill="FFFFFF"/>
+              </w:rPr>
+              <w:t>Nitaj</w:t>
+            </w:r>
+            <w:proofErr w:type="spellEnd"/>
+            <w:r>
+              <w:rPr>
+                <w:rFonts w:ascii="PT Sans" w:hAnsi="PT Sans"/>
+                <w:bCs/>
+                <w:color w:val="808080" w:themeColor="background1" w:themeShade="80"/>
+                <w:sz w:val="18"/>
+                <w:szCs w:val="18"/>
+                <w:shd w:val="clear" w:color="auto" w:fill="FFFFFF"/>
+              </w:rPr>
+              <w:t xml:space="preserve"> (eds.), pp. 184-201, Springer-Verlag, 2017.</w:t>
             </w:r>
           </w:p>
           <w:p>
@@ -5587,39 +5669,6 @@
                 <w:shd w:val="clear" w:color="auto" w:fill="FFFFFF"/>
               </w:rPr>
             </w:pPr>
-            <w:r>
-              <w:rPr>
-                <w:rFonts w:ascii="PT Sans" w:hAnsi="PT Sans"/>
-                <w:bCs/>
-                <w:color w:val="808080" w:themeColor="background1" w:themeShade="80"/>
-                <w:sz w:val="18"/>
-                <w:szCs w:val="18"/>
-                <w:shd w:val="clear" w:color="auto" w:fill="FFFFFF"/>
-              </w:rPr>
-              <w:t>LMS Journal of Computation and Mathematics 19 (Special Issue A</w:t>
-            </w:r>
-            <w:r>
-              <w:rPr>
-                <w:rFonts w:ascii="PT Sans" w:hAnsi="PT Sans"/>
-                <w:bCs/>
-                <w:color w:val="808080" w:themeColor="background1" w:themeShade="80"/>
-                <w:sz w:val="18"/>
-                <w:szCs w:val="18"/>
-                <w:shd w:val="clear" w:color="auto" w:fill="FFFFFF"/>
-              </w:rPr>
-              <w:t>NTS-XII</w:t>
-            </w:r>
-            <w:r>
-              <w:rPr>
-                <w:rFonts w:ascii="PT Sans" w:hAnsi="PT Sans"/>
-                <w:bCs/>
-                <w:color w:val="808080" w:themeColor="background1" w:themeShade="80"/>
-                <w:sz w:val="18"/>
-                <w:szCs w:val="18"/>
-                <w:shd w:val="clear" w:color="auto" w:fill="FFFFFF"/>
-              </w:rPr>
-              <w:t>), pp. 130-145, 2016.</w:t>
-            </w:r>
           </w:p>
           <w:p>
             <w:pPr>
@@ -5628,12 +5677,95 @@
               <w:rPr>
                 <w:rFonts w:ascii="PT Sans" w:hAnsi="PT Sans"/>
                 <w:bCs/>
-                <w:color w:val="808080" w:themeColor="background1" w:themeShade="80"/>
-                <w:sz w:val="18"/>
-                <w:szCs w:val="18"/>
-                <w:shd w:val="clear" w:color="auto" w:fill="FFFFFF"/>
-              </w:rPr>
-            </w:pPr>
+                <w:color w:val="000000" w:themeColor="text1"/>
+                <w:sz w:val="18"/>
+                <w:szCs w:val="18"/>
+                <w:shd w:val="clear" w:color="auto" w:fill="FFFFFF"/>
+              </w:rPr>
+            </w:pPr>
+            <w:r>
+              <w:rPr>
+                <w:rFonts w:ascii="PT Sans" w:hAnsi="PT Sans"/>
+                <w:bCs/>
+                <w:color w:val="000000" w:themeColor="text1"/>
+                <w:sz w:val="18"/>
+                <w:szCs w:val="18"/>
+                <w:shd w:val="clear" w:color="auto" w:fill="FFFFFF"/>
+              </w:rPr>
+              <w:t xml:space="preserve">W. </w:t>
+            </w:r>
+            <w:proofErr w:type="spellStart"/>
+            <w:r>
+              <w:rPr>
+                <w:rFonts w:ascii="PT Sans" w:hAnsi="PT Sans"/>
+                <w:bCs/>
+                <w:color w:val="000000" w:themeColor="text1"/>
+                <w:sz w:val="18"/>
+                <w:szCs w:val="18"/>
+                <w:shd w:val="clear" w:color="auto" w:fill="FFFFFF"/>
+              </w:rPr>
+              <w:t>Castryck</w:t>
+            </w:r>
+            <w:proofErr w:type="spellEnd"/>
+            <w:r>
+              <w:rPr>
+                <w:rFonts w:ascii="PT Sans" w:hAnsi="PT Sans"/>
+                <w:bCs/>
+                <w:color w:val="000000" w:themeColor="text1"/>
+                <w:sz w:val="18"/>
+                <w:szCs w:val="18"/>
+                <w:shd w:val="clear" w:color="auto" w:fill="FFFFFF"/>
+              </w:rPr>
+              <w:t xml:space="preserve">, I. </w:t>
+            </w:r>
+            <w:proofErr w:type="spellStart"/>
+            <w:r>
+              <w:rPr>
+                <w:rFonts w:ascii="PT Sans" w:hAnsi="PT Sans"/>
+                <w:bCs/>
+                <w:color w:val="000000" w:themeColor="text1"/>
+                <w:sz w:val="18"/>
+                <w:szCs w:val="18"/>
+                <w:shd w:val="clear" w:color="auto" w:fill="FFFFFF"/>
+              </w:rPr>
+              <w:t>Iliashenko</w:t>
+            </w:r>
+            <w:proofErr w:type="spellEnd"/>
+            <w:r>
+              <w:rPr>
+                <w:rFonts w:ascii="PT Sans" w:hAnsi="PT Sans"/>
+                <w:bCs/>
+                <w:color w:val="000000" w:themeColor="text1"/>
+                <w:sz w:val="18"/>
+                <w:szCs w:val="18"/>
+                <w:shd w:val="clear" w:color="auto" w:fill="FFFFFF"/>
+              </w:rPr>
+              <w:t xml:space="preserve">, and F. </w:t>
+            </w:r>
+            <w:proofErr w:type="spellStart"/>
+            <w:r>
+              <w:rPr>
+                <w:rFonts w:ascii="PT Sans" w:hAnsi="PT Sans"/>
+                <w:bCs/>
+                <w:color w:val="000000" w:themeColor="text1"/>
+                <w:sz w:val="18"/>
+                <w:szCs w:val="18"/>
+                <w:shd w:val="clear" w:color="auto" w:fill="FFFFFF"/>
+              </w:rPr>
+              <w:t>Vercauteren</w:t>
+            </w:r>
+            <w:proofErr w:type="spellEnd"/>
+            <w:r>
+              <w:rPr>
+                <w:rFonts w:ascii="PT Sans" w:hAnsi="PT Sans"/>
+                <w:bCs/>
+                <w:color w:val="000000" w:themeColor="text1"/>
+                <w:sz w:val="18"/>
+                <w:szCs w:val="18"/>
+                <w:shd w:val="clear" w:color="auto" w:fill="FFFFFF"/>
+              </w:rPr>
+              <w:t>,</w:t>
+            </w:r>
           </w:p>
           <w:p>
             <w:pPr>
@@ -5641,128 +5773,25 @@
               <w:ind w:left="227"/>
               <w:rPr>
                 <w:rFonts w:ascii="PT Sans" w:hAnsi="PT Sans"/>
-                <w:bCs/>
-                <w:color w:val="808080" w:themeColor="background1" w:themeShade="80"/>
-                <w:sz w:val="18"/>
-                <w:szCs w:val="18"/>
-                <w:shd w:val="clear" w:color="auto" w:fill="FFFFFF"/>
-              </w:rPr>
-            </w:pPr>
-            <w:r>
-              <w:rPr>
-                <w:rFonts w:ascii="PT Sans" w:hAnsi="PT Sans"/>
-                <w:bCs/>
-                <w:color w:val="000000" w:themeColor="text1"/>
-                <w:sz w:val="18"/>
-                <w:szCs w:val="18"/>
-                <w:shd w:val="clear" w:color="auto" w:fill="FFFFFF"/>
-              </w:rPr>
-              <w:t xml:space="preserve">W. </w:t>
-            </w:r>
-            <w:proofErr w:type="spellStart"/>
-            <w:r>
-              <w:rPr>
-                <w:rFonts w:ascii="PT Sans" w:hAnsi="PT Sans"/>
-                <w:bCs/>
-                <w:color w:val="000000" w:themeColor="text1"/>
-                <w:sz w:val="18"/>
-                <w:szCs w:val="18"/>
-                <w:shd w:val="clear" w:color="auto" w:fill="FFFFFF"/>
-              </w:rPr>
-              <w:t>Castryck</w:t>
-            </w:r>
-            <w:proofErr w:type="spellEnd"/>
-            <w:r>
-              <w:rPr>
-                <w:rFonts w:ascii="PT Sans" w:hAnsi="PT Sans"/>
-                <w:bCs/>
-                <w:color w:val="000000" w:themeColor="text1"/>
-                <w:sz w:val="18"/>
-                <w:szCs w:val="18"/>
-                <w:shd w:val="clear" w:color="auto" w:fill="FFFFFF"/>
-              </w:rPr>
-              <w:t xml:space="preserve">, I. </w:t>
-            </w:r>
-            <w:proofErr w:type="spellStart"/>
-            <w:r>
-              <w:rPr>
-                <w:rFonts w:ascii="PT Sans" w:hAnsi="PT Sans"/>
-                <w:bCs/>
-                <w:color w:val="000000" w:themeColor="text1"/>
-                <w:sz w:val="18"/>
-                <w:szCs w:val="18"/>
-                <w:shd w:val="clear" w:color="auto" w:fill="FFFFFF"/>
-              </w:rPr>
-              <w:t>Iliashenko</w:t>
-            </w:r>
-            <w:proofErr w:type="spellEnd"/>
-            <w:r>
-              <w:rPr>
-                <w:rFonts w:ascii="PT Sans" w:hAnsi="PT Sans"/>
-                <w:bCs/>
-                <w:color w:val="000000" w:themeColor="text1"/>
-                <w:sz w:val="18"/>
-                <w:szCs w:val="18"/>
-                <w:shd w:val="clear" w:color="auto" w:fill="FFFFFF"/>
-              </w:rPr>
-              <w:t xml:space="preserve">, and F. </w:t>
-            </w:r>
-            <w:proofErr w:type="spellStart"/>
-            <w:r>
-              <w:rPr>
-                <w:rFonts w:ascii="PT Sans" w:hAnsi="PT Sans"/>
-                <w:bCs/>
-                <w:color w:val="000000" w:themeColor="text1"/>
-                <w:sz w:val="18"/>
-                <w:szCs w:val="18"/>
-                <w:shd w:val="clear" w:color="auto" w:fill="FFFFFF"/>
-              </w:rPr>
-              <w:t>Vercauteren</w:t>
-            </w:r>
-            <w:proofErr w:type="spellEnd"/>
-            <w:r>
-              <w:rPr>
-                <w:rFonts w:ascii="PT Sans" w:hAnsi="PT Sans"/>
-                <w:bCs/>
-                <w:color w:val="000000" w:themeColor="text1"/>
-                <w:sz w:val="18"/>
-                <w:szCs w:val="18"/>
-                <w:shd w:val="clear" w:color="auto" w:fill="FFFFFF"/>
-              </w:rPr>
-              <w:t>,</w:t>
-            </w:r>
-            <w:r>
-              <w:rPr>
-                <w:rFonts w:ascii="PT Sans" w:hAnsi="PT Sans"/>
-                <w:bCs/>
-                <w:color w:val="000000" w:themeColor="text1"/>
-                <w:sz w:val="18"/>
-                <w:szCs w:val="18"/>
-                <w:shd w:val="clear" w:color="auto" w:fill="FFFFFF"/>
-              </w:rPr>
-              <w:br/>
-            </w:r>
-            <w:r>
-              <w:rPr>
-                <w:rFonts w:ascii="PT Sans" w:hAnsi="PT Sans"/>
-                <w:b/>
-                <w:bCs/>
-                <w:color w:val="000000" w:themeColor="text1"/>
-                <w:sz w:val="18"/>
-                <w:szCs w:val="18"/>
-                <w:shd w:val="clear" w:color="auto" w:fill="FFFFFF"/>
-              </w:rPr>
-              <w:t>Provably Weak Instances of Ring-LWE Revisited</w:t>
-            </w:r>
-            <w:r>
-              <w:rPr>
-                <w:rFonts w:ascii="PT Sans" w:hAnsi="PT Sans"/>
-                <w:color w:val="000000" w:themeColor="text1"/>
-                <w:sz w:val="18"/>
-                <w:szCs w:val="18"/>
-                <w:shd w:val="clear" w:color="auto" w:fill="FFFFFF"/>
-              </w:rPr>
-              <w:t>,</w:t>
+                <w:b/>
+                <w:bCs/>
+                <w:color w:val="000000" w:themeColor="text1"/>
+                <w:sz w:val="18"/>
+                <w:szCs w:val="18"/>
+                <w:shd w:val="clear" w:color="auto" w:fill="FFFFFF"/>
+              </w:rPr>
+            </w:pPr>
+            <w:r>
+              <w:rPr>
+                <w:rFonts w:ascii="PT Sans" w:hAnsi="PT Sans"/>
+                <w:b/>
+                <w:bCs/>
+                <w:color w:val="000000" w:themeColor="text1"/>
+                <w:sz w:val="18"/>
+                <w:szCs w:val="18"/>
+                <w:shd w:val="clear" w:color="auto" w:fill="FFFFFF"/>
+              </w:rPr>
+              <w:t>On Error Distributions in Ring-based LWE,</w:t>
             </w:r>
           </w:p>
           <w:p>
@@ -5787,78 +5816,29 @@
                 <w:szCs w:val="18"/>
                 <w:shd w:val="clear" w:color="auto" w:fill="FFFFFF"/>
               </w:rPr>
-              <w:t>In Advances in Cryptology – EUROCRYPT 2016 – 35</w:t>
-            </w:r>
-            <w:r>
-              <w:rPr>
-                <w:rFonts w:ascii="PT Sans" w:hAnsi="PT Sans"/>
-                <w:bCs/>
-                <w:color w:val="808080" w:themeColor="background1" w:themeShade="80"/>
-                <w:sz w:val="18"/>
-                <w:szCs w:val="18"/>
-                <w:shd w:val="clear" w:color="auto" w:fill="FFFFFF"/>
-                <w:vertAlign w:val="superscript"/>
-              </w:rPr>
-              <w:t>th</w:t>
-            </w:r>
-            <w:r>
-              <w:rPr>
-                <w:rFonts w:ascii="PT Sans" w:hAnsi="PT Sans"/>
-                <w:bCs/>
-                <w:color w:val="808080" w:themeColor="background1" w:themeShade="80"/>
-                <w:sz w:val="18"/>
-                <w:szCs w:val="18"/>
-                <w:shd w:val="clear" w:color="auto" w:fill="FFFFFF"/>
-              </w:rPr>
-              <w:t xml:space="preserve"> Annual International Conference on the Theory and Applications of Cryptographic Techniques, Vienna, Austria, May 8-12, 2016, Proceedings, Part I, volume 9665 of Lecture Notes in Computer Science, J. </w:t>
-            </w:r>
-            <w:proofErr w:type="spellStart"/>
-            <w:r>
-              <w:rPr>
-                <w:rFonts w:ascii="PT Sans" w:hAnsi="PT Sans"/>
-                <w:bCs/>
-                <w:color w:val="808080" w:themeColor="background1" w:themeShade="80"/>
-                <w:sz w:val="18"/>
-                <w:szCs w:val="18"/>
-                <w:shd w:val="clear" w:color="auto" w:fill="FFFFFF"/>
-              </w:rPr>
-              <w:t>Coron</w:t>
-            </w:r>
-            <w:proofErr w:type="spellEnd"/>
-            <w:r>
-              <w:rPr>
-                <w:rFonts w:ascii="PT Sans" w:hAnsi="PT Sans"/>
-                <w:bCs/>
-                <w:color w:val="808080" w:themeColor="background1" w:themeShade="80"/>
-                <w:sz w:val="18"/>
-                <w:szCs w:val="18"/>
-                <w:shd w:val="clear" w:color="auto" w:fill="FFFFFF"/>
-              </w:rPr>
-              <w:t xml:space="preserve">, and M. </w:t>
-            </w:r>
-            <w:proofErr w:type="spellStart"/>
-            <w:r>
-              <w:rPr>
-                <w:rFonts w:ascii="PT Sans" w:hAnsi="PT Sans"/>
-                <w:bCs/>
-                <w:color w:val="808080" w:themeColor="background1" w:themeShade="80"/>
-                <w:sz w:val="18"/>
-                <w:szCs w:val="18"/>
-                <w:shd w:val="clear" w:color="auto" w:fill="FFFFFF"/>
-              </w:rPr>
-              <w:t>Fischlin</w:t>
-            </w:r>
-            <w:proofErr w:type="spellEnd"/>
-            <w:r>
-              <w:rPr>
-                <w:rFonts w:ascii="PT Sans" w:hAnsi="PT Sans"/>
-                <w:bCs/>
-                <w:color w:val="808080" w:themeColor="background1" w:themeShade="80"/>
-                <w:sz w:val="18"/>
-                <w:szCs w:val="18"/>
-                <w:shd w:val="clear" w:color="auto" w:fill="FFFFFF"/>
-              </w:rPr>
-              <w:t xml:space="preserve"> (eds.), pp. 147-167, Springer-Verlag, 2016.</w:t>
+              <w:t>LMS Journal of Computation and Mathematics 19 (Special Issue A</w:t>
+            </w:r>
+            <w:r>
+              <w:rPr>
+                <w:rFonts w:ascii="PT Sans" w:hAnsi="PT Sans"/>
+                <w:bCs/>
+                <w:color w:val="808080" w:themeColor="background1" w:themeShade="80"/>
+                <w:sz w:val="18"/>
+                <w:szCs w:val="18"/>
+                <w:shd w:val="clear" w:color="auto" w:fill="FFFFFF"/>
+              </w:rPr>
+              <w:t>NTS-XII</w:t>
+            </w:r>
+            <w:r>
+              <w:rPr>
+                <w:rFonts w:ascii="PT Sans" w:hAnsi="PT Sans"/>
+                <w:bCs/>
+                <w:color w:val="808080" w:themeColor="background1" w:themeShade="80"/>
+                <w:sz w:val="18"/>
+                <w:szCs w:val="18"/>
+                <w:shd w:val="clear" w:color="auto" w:fill="FFFFFF"/>
+              </w:rPr>
+              <w:t>), pp. 130-145, 2016.</w:t>
             </w:r>
           </w:p>
           <w:p>
@@ -5888,6 +5868,246 @@
                 <w:shd w:val="clear" w:color="auto" w:fill="FFFFFF"/>
               </w:rPr>
             </w:pPr>
+            <w:r>
+              <w:rPr>
+                <w:rFonts w:ascii="PT Sans" w:hAnsi="PT Sans"/>
+                <w:bCs/>
+                <w:color w:val="000000" w:themeColor="text1"/>
+                <w:sz w:val="18"/>
+                <w:szCs w:val="18"/>
+                <w:shd w:val="clear" w:color="auto" w:fill="FFFFFF"/>
+              </w:rPr>
+              <w:t xml:space="preserve">W. </w:t>
+            </w:r>
+            <w:proofErr w:type="spellStart"/>
+            <w:r>
+              <w:rPr>
+                <w:rFonts w:ascii="PT Sans" w:hAnsi="PT Sans"/>
+                <w:bCs/>
+                <w:color w:val="000000" w:themeColor="text1"/>
+                <w:sz w:val="18"/>
+                <w:szCs w:val="18"/>
+                <w:shd w:val="clear" w:color="auto" w:fill="FFFFFF"/>
+              </w:rPr>
+              <w:t>Castryck</w:t>
+            </w:r>
+            <w:proofErr w:type="spellEnd"/>
+            <w:r>
+              <w:rPr>
+                <w:rFonts w:ascii="PT Sans" w:hAnsi="PT Sans"/>
+                <w:bCs/>
+                <w:color w:val="000000" w:themeColor="text1"/>
+                <w:sz w:val="18"/>
+                <w:szCs w:val="18"/>
+                <w:shd w:val="clear" w:color="auto" w:fill="FFFFFF"/>
+              </w:rPr>
+              <w:t xml:space="preserve">, I. </w:t>
+            </w:r>
+            <w:proofErr w:type="spellStart"/>
+            <w:r>
+              <w:rPr>
+                <w:rFonts w:ascii="PT Sans" w:hAnsi="PT Sans"/>
+                <w:bCs/>
+                <w:color w:val="000000" w:themeColor="text1"/>
+                <w:sz w:val="18"/>
+                <w:szCs w:val="18"/>
+                <w:shd w:val="clear" w:color="auto" w:fill="FFFFFF"/>
+              </w:rPr>
+              <w:t>Iliashenko</w:t>
+            </w:r>
+            <w:proofErr w:type="spellEnd"/>
+            <w:r>
+              <w:rPr>
+                <w:rFonts w:ascii="PT Sans" w:hAnsi="PT Sans"/>
+                <w:bCs/>
+                <w:color w:val="000000" w:themeColor="text1"/>
+                <w:sz w:val="18"/>
+                <w:szCs w:val="18"/>
+                <w:shd w:val="clear" w:color="auto" w:fill="FFFFFF"/>
+              </w:rPr>
+              <w:t xml:space="preserve">, and F. </w:t>
+            </w:r>
+            <w:proofErr w:type="spellStart"/>
+            <w:r>
+              <w:rPr>
+                <w:rFonts w:ascii="PT Sans" w:hAnsi="PT Sans"/>
+                <w:bCs/>
+                <w:color w:val="000000" w:themeColor="text1"/>
+                <w:sz w:val="18"/>
+                <w:szCs w:val="18"/>
+                <w:shd w:val="clear" w:color="auto" w:fill="FFFFFF"/>
+              </w:rPr>
+              <w:t>Vercauteren</w:t>
+            </w:r>
+            <w:proofErr w:type="spellEnd"/>
+            <w:r>
+              <w:rPr>
+                <w:rFonts w:ascii="PT Sans" w:hAnsi="PT Sans"/>
+                <w:bCs/>
+                <w:color w:val="000000" w:themeColor="text1"/>
+                <w:sz w:val="18"/>
+                <w:szCs w:val="18"/>
+                <w:shd w:val="clear" w:color="auto" w:fill="FFFFFF"/>
+              </w:rPr>
+              <w:t>,</w:t>
+            </w:r>
+            <w:r>
+              <w:rPr>
+                <w:rFonts w:ascii="PT Sans" w:hAnsi="PT Sans"/>
+                <w:bCs/>
+                <w:color w:val="000000" w:themeColor="text1"/>
+                <w:sz w:val="18"/>
+                <w:szCs w:val="18"/>
+                <w:shd w:val="clear" w:color="auto" w:fill="FFFFFF"/>
+              </w:rPr>
+              <w:br/>
+            </w:r>
+            <w:r>
+              <w:rPr>
+                <w:rFonts w:ascii="PT Sans" w:hAnsi="PT Sans"/>
+                <w:b/>
+                <w:bCs/>
+                <w:color w:val="000000" w:themeColor="text1"/>
+                <w:sz w:val="18"/>
+                <w:szCs w:val="18"/>
+                <w:shd w:val="clear" w:color="auto" w:fill="FFFFFF"/>
+              </w:rPr>
+              <w:t>Provably Weak Instances of Ring-LWE Revisited</w:t>
+            </w:r>
+            <w:r>
+              <w:rPr>
+                <w:rFonts w:ascii="PT Sans" w:hAnsi="PT Sans"/>
+                <w:color w:val="000000" w:themeColor="text1"/>
+                <w:sz w:val="18"/>
+                <w:szCs w:val="18"/>
+                <w:shd w:val="clear" w:color="auto" w:fill="FFFFFF"/>
+              </w:rPr>
+              <w:t>,</w:t>
+            </w:r>
+          </w:p>
+          <w:p>
+            <w:pPr>
+              <w:pStyle w:val="ListParagraph"/>
+              <w:ind w:left="227"/>
+              <w:rPr>
+                <w:rFonts w:ascii="PT Sans" w:hAnsi="PT Sans"/>
+                <w:bCs/>
+                <w:color w:val="808080" w:themeColor="background1" w:themeShade="80"/>
+                <w:sz w:val="18"/>
+                <w:szCs w:val="18"/>
+                <w:shd w:val="clear" w:color="auto" w:fill="FFFFFF"/>
+              </w:rPr>
+            </w:pPr>
+            <w:r>
+              <w:rPr>
+                <w:rFonts w:ascii="PT Sans" w:hAnsi="PT Sans"/>
+                <w:bCs/>
+                <w:color w:val="808080" w:themeColor="background1" w:themeShade="80"/>
+                <w:sz w:val="18"/>
+                <w:szCs w:val="18"/>
+                <w:shd w:val="clear" w:color="auto" w:fill="FFFFFF"/>
+              </w:rPr>
+              <w:t>In Advances in Cryptology – EUROCRYPT 2016 – 35</w:t>
+            </w:r>
+            <w:r>
+              <w:rPr>
+                <w:rFonts w:ascii="PT Sans" w:hAnsi="PT Sans"/>
+                <w:bCs/>
+                <w:color w:val="808080" w:themeColor="background1" w:themeShade="80"/>
+                <w:sz w:val="18"/>
+                <w:szCs w:val="18"/>
+                <w:shd w:val="clear" w:color="auto" w:fill="FFFFFF"/>
+                <w:vertAlign w:val="superscript"/>
+              </w:rPr>
+              <w:t>th</w:t>
+            </w:r>
+            <w:r>
+              <w:rPr>
+                <w:rFonts w:ascii="PT Sans" w:hAnsi="PT Sans"/>
+                <w:bCs/>
+                <w:color w:val="808080" w:themeColor="background1" w:themeShade="80"/>
+                <w:sz w:val="18"/>
+                <w:szCs w:val="18"/>
+                <w:shd w:val="clear" w:color="auto" w:fill="FFFFFF"/>
+              </w:rPr>
+              <w:t xml:space="preserve"> Annual International Conference on the Theory and Applications of Cryptographic Techniques, Vienna, Austria, May 8-12, 2016, Proceedings, Part I, volume 9665 of Lecture Notes in Computer Science, J. </w:t>
+            </w:r>
+            <w:proofErr w:type="spellStart"/>
+            <w:r>
+              <w:rPr>
+                <w:rFonts w:ascii="PT Sans" w:hAnsi="PT Sans"/>
+                <w:bCs/>
+                <w:color w:val="808080" w:themeColor="background1" w:themeShade="80"/>
+                <w:sz w:val="18"/>
+                <w:szCs w:val="18"/>
+                <w:shd w:val="clear" w:color="auto" w:fill="FFFFFF"/>
+              </w:rPr>
+              <w:t>Coron</w:t>
+            </w:r>
+            <w:proofErr w:type="spellEnd"/>
+            <w:r>
+              <w:rPr>
+                <w:rFonts w:ascii="PT Sans" w:hAnsi="PT Sans"/>
+                <w:bCs/>
+                <w:color w:val="808080" w:themeColor="background1" w:themeShade="80"/>
+                <w:sz w:val="18"/>
+                <w:szCs w:val="18"/>
+                <w:shd w:val="clear" w:color="auto" w:fill="FFFFFF"/>
+              </w:rPr>
+              <w:t xml:space="preserve">, and M. </w:t>
+            </w:r>
+            <w:proofErr w:type="spellStart"/>
+            <w:r>
+              <w:rPr>
+                <w:rFonts w:ascii="PT Sans" w:hAnsi="PT Sans"/>
+                <w:bCs/>
+                <w:color w:val="808080" w:themeColor="background1" w:themeShade="80"/>
+                <w:sz w:val="18"/>
+                <w:szCs w:val="18"/>
+                <w:shd w:val="clear" w:color="auto" w:fill="FFFFFF"/>
+              </w:rPr>
+              <w:t>Fischlin</w:t>
+            </w:r>
+            <w:proofErr w:type="spellEnd"/>
+            <w:r>
+              <w:rPr>
+                <w:rFonts w:ascii="PT Sans" w:hAnsi="PT Sans"/>
+                <w:bCs/>
+                <w:color w:val="808080" w:themeColor="background1" w:themeShade="80"/>
+                <w:sz w:val="18"/>
+                <w:szCs w:val="18"/>
+                <w:shd w:val="clear" w:color="auto" w:fill="FFFFFF"/>
+              </w:rPr>
+              <w:t xml:space="preserve"> (eds.), pp. 147-167, Springer-Verlag, 2016.</w:t>
+            </w:r>
+          </w:p>
+          <w:p>
+            <w:pPr>
+              <w:pStyle w:val="ListParagraph"/>
+              <w:ind w:left="227"/>
+              <w:rPr>
+                <w:rFonts w:ascii="PT Sans" w:hAnsi="PT Sans"/>
+                <w:bCs/>
+                <w:color w:val="808080" w:themeColor="background1" w:themeShade="80"/>
+                <w:sz w:val="18"/>
+                <w:szCs w:val="18"/>
+                <w:shd w:val="clear" w:color="auto" w:fill="FFFFFF"/>
+              </w:rPr>
+            </w:pPr>
+          </w:p>
+          <w:p>
+            <w:pPr>
+              <w:pStyle w:val="ListParagraph"/>
+              <w:ind w:left="227"/>
+              <w:rPr>
+                <w:rFonts w:ascii="PT Sans" w:hAnsi="PT Sans"/>
+                <w:bCs/>
+                <w:color w:val="808080" w:themeColor="background1" w:themeShade="80"/>
+                <w:sz w:val="18"/>
+                <w:szCs w:val="18"/>
+                <w:shd w:val="clear" w:color="auto" w:fill="FFFFFF"/>
+              </w:rPr>
+            </w:pPr>
           </w:p>
         </w:tc>
       </w:tr>
@@ -7120,7 +7340,6 @@
                 <w:szCs w:val="18"/>
                 <w:shd w:val="clear" w:color="auto" w:fill="FFFFFF"/>
               </w:rPr>
-              <w:lastRenderedPageBreak/>
               <w:t>in</w:t>
             </w:r>
             <w:r>
@@ -8843,6 +9062,42 @@
               </w:rPr>
             </w:pPr>
           </w:p>
+          <w:p>
+            <w:pPr>
+              <w:jc w:val="right"/>
+              <w:rPr>
+                <w:rFonts w:ascii="PT Sans" w:hAnsi="PT Sans"/>
+                <w:color w:val="000000"/>
+                <w:sz w:val="18"/>
+                <w:szCs w:val="18"/>
+                <w:shd w:val="clear" w:color="auto" w:fill="FFFFFF"/>
+              </w:rPr>
+            </w:pPr>
+          </w:p>
+          <w:p>
+            <w:pPr>
+              <w:jc w:val="right"/>
+              <w:rPr>
+                <w:rFonts w:ascii="PT Sans" w:hAnsi="PT Sans"/>
+                <w:color w:val="000000"/>
+                <w:sz w:val="18"/>
+                <w:szCs w:val="18"/>
+                <w:shd w:val="clear" w:color="auto" w:fill="FFFFFF"/>
+              </w:rPr>
+            </w:pPr>
+          </w:p>
+          <w:p>
+            <w:pPr>
+              <w:jc w:val="right"/>
+              <w:rPr>
+                <w:rFonts w:ascii="PT Sans" w:hAnsi="PT Sans"/>
+                <w:color w:val="000000"/>
+                <w:sz w:val="18"/>
+                <w:szCs w:val="18"/>
+                <w:shd w:val="clear" w:color="auto" w:fill="FFFFFF"/>
+              </w:rPr>
+            </w:pPr>
+          </w:p>
         </w:tc>
       </w:tr>
       <w:tr>
@@ -8914,6 +9169,7 @@
                 <w:b/>
                 <w:bCs/>
               </w:rPr>
+              <w:lastRenderedPageBreak/>
               <w:t>Teaching</w:t>
             </w:r>
           </w:p>
@@ -9411,7 +9667,6 @@
                 <w:szCs w:val="18"/>
                 <w:shd w:val="clear" w:color="auto" w:fill="FFFFFF"/>
               </w:rPr>
-              <w:lastRenderedPageBreak/>
               <w:t>“</w:t>
             </w:r>
             <w:r>
@@ -11110,6 +11365,7 @@
                 <w:szCs w:val="18"/>
                 <w:shd w:val="clear" w:color="auto" w:fill="FFFFFF"/>
               </w:rPr>
+              <w:lastRenderedPageBreak/>
               <w:t>Crypto 2017</w:t>
             </w:r>
             <w:r>
@@ -11564,7 +11820,6 @@
                 <w:szCs w:val="18"/>
                 <w:shd w:val="clear" w:color="auto" w:fill="FFFFFF"/>
               </w:rPr>
-              <w:lastRenderedPageBreak/>
               <w:t>Journal of Cryptology</w:t>
             </w:r>
           </w:p>
@@ -12731,6 +12986,15 @@
           <w:iCs/>
           <w:color w:val="808080" w:themeColor="background1" w:themeShade="80"/>
         </w:rPr>
+        <w:t>2</w:t>
+      </w:r>
+      <w:r>
+        <w:rPr>
+          <w:rFonts w:ascii="PT Sans" w:hAnsi="PT Sans"/>
+          <w:i/>
+          <w:iCs/>
+          <w:color w:val="808080" w:themeColor="background1" w:themeShade="80"/>
+        </w:rPr>
         <w:t>3</w:t>
       </w:r>
       <w:r>
@@ -12749,7 +13013,7 @@
           <w:iCs/>
           <w:color w:val="808080" w:themeColor="background1" w:themeShade="80"/>
         </w:rPr>
-        <w:t>Sep</w:t>
+        <w:t>Oct</w:t>
       </w:r>
       <w:r>
         <w:rPr>

--- a/cv.docx
+++ b/cv.docx
@@ -613,6 +613,116 @@
               </w:rPr>
               <w:t xml:space="preserve"> (</w:t>
             </w:r>
+            <w:r>
+              <w:fldChar w:fldCharType="begin"/>
+            </w:r>
+            <w:r>
+              <w:instrText>HYPERLINK "https://eprint.iacr.org/2018/403.pdf"</w:instrText>
+            </w:r>
+            <w:r>
+              <w:fldChar w:fldCharType="separate"/>
+            </w:r>
+            <w:r>
+              <w:rPr>
+                <w:rStyle w:val="Hyperlink"/>
+                <w:rFonts w:ascii="PT Sans" w:hAnsi="PT Sans"/>
+                <w:sz w:val="18"/>
+                <w:szCs w:val="18"/>
+                <w:shd w:val="clear" w:color="auto" w:fill="FFFFFF"/>
+              </w:rPr>
+              <w:t xml:space="preserve">ABY3 </w:t>
+            </w:r>
+            <w:r>
+              <w:rPr>
+                <w:rStyle w:val="Hyperlink"/>
+                <w:rFonts w:ascii="PT Sans" w:hAnsi="PT Sans"/>
+                <w:sz w:val="18"/>
+                <w:szCs w:val="18"/>
+                <w:shd w:val="clear" w:color="auto" w:fill="FFFFFF"/>
+              </w:rPr>
+              <w:t>secur</w:t>
+            </w:r>
+            <w:r>
+              <w:rPr>
+                <w:rStyle w:val="Hyperlink"/>
+                <w:rFonts w:ascii="PT Sans" w:hAnsi="PT Sans"/>
+                <w:sz w:val="18"/>
+                <w:szCs w:val="18"/>
+                <w:shd w:val="clear" w:color="auto" w:fill="FFFFFF"/>
+              </w:rPr>
+              <w:t>e</w:t>
+            </w:r>
+            <w:r>
+              <w:rPr>
+                <w:rStyle w:val="Hyperlink"/>
+                <w:rFonts w:ascii="PT Sans" w:hAnsi="PT Sans"/>
+                <w:sz w:val="18"/>
+                <w:szCs w:val="18"/>
+                <w:shd w:val="clear" w:color="auto" w:fill="FFFFFF"/>
+              </w:rPr>
+              <w:t xml:space="preserve"> multi-party computation</w:t>
+            </w:r>
+            <w:r>
+              <w:rPr>
+                <w:rStyle w:val="Hyperlink"/>
+                <w:rFonts w:ascii="PT Sans" w:hAnsi="PT Sans"/>
+                <w:sz w:val="18"/>
+                <w:szCs w:val="18"/>
+                <w:shd w:val="clear" w:color="auto" w:fill="FFFFFF"/>
+              </w:rPr>
+              <w:t xml:space="preserve"> protocol</w:t>
+            </w:r>
+            <w:r>
+              <w:rPr>
+                <w:rStyle w:val="Hyperlink"/>
+                <w:rFonts w:ascii="PT Sans" w:hAnsi="PT Sans"/>
+                <w:sz w:val="18"/>
+                <w:szCs w:val="18"/>
+                <w:shd w:val="clear" w:color="auto" w:fill="FFFFFF"/>
+              </w:rPr>
+              <w:fldChar w:fldCharType="end"/>
+            </w:r>
+            <w:r>
+              <w:rPr>
+                <w:rFonts w:ascii="PT Sans" w:hAnsi="PT Sans"/>
+                <w:color w:val="000000"/>
+                <w:sz w:val="18"/>
+                <w:szCs w:val="18"/>
+                <w:shd w:val="clear" w:color="auto" w:fill="FFFFFF"/>
+              </w:rPr>
+              <w:t>, Rust/Python)</w:t>
+            </w:r>
+            <w:r>
+              <w:rPr>
+                <w:rFonts w:ascii="PT Sans" w:hAnsi="PT Sans"/>
+                <w:color w:val="000000"/>
+                <w:sz w:val="18"/>
+                <w:szCs w:val="18"/>
+                <w:shd w:val="clear" w:color="auto" w:fill="FFFFFF"/>
+              </w:rPr>
+              <w:t>,</w:t>
+            </w:r>
+          </w:p>
+          <w:p>
+            <w:pPr>
+              <w:rPr>
+                <w:rFonts w:ascii="PT Sans" w:hAnsi="PT Sans"/>
+                <w:color w:val="000000"/>
+                <w:sz w:val="18"/>
+                <w:szCs w:val="18"/>
+                <w:shd w:val="clear" w:color="auto" w:fill="FFFFFF"/>
+              </w:rPr>
+            </w:pPr>
+            <w:r>
+              <w:rPr>
+                <w:rFonts w:ascii="PT Sans" w:hAnsi="PT Sans"/>
+                <w:color w:val="000000"/>
+                <w:sz w:val="18"/>
+                <w:szCs w:val="18"/>
+                <w:shd w:val="clear" w:color="auto" w:fill="FFFFFF"/>
+              </w:rPr>
+              <w:t xml:space="preserve">- </w:t>
+            </w:r>
             <w:hyperlink r:id="rId14" w:history="1">
               <w:r>
                 <w:rPr>
@@ -622,8 +732,20 @@
                   <w:szCs w:val="18"/>
                   <w:shd w:val="clear" w:color="auto" w:fill="FFFFFF"/>
                 </w:rPr>
-                <w:t xml:space="preserve">ABY3 </w:t>
+                <w:t>World ID biometric authentication</w:t>
               </w:r>
+            </w:hyperlink>
+            <w:r>
+              <w:rPr>
+                <w:rFonts w:ascii="PT Sans" w:hAnsi="PT Sans"/>
+                <w:color w:val="000000"/>
+                <w:sz w:val="18"/>
+                <w:szCs w:val="18"/>
+                <w:shd w:val="clear" w:color="auto" w:fill="FFFFFF"/>
+              </w:rPr>
+              <w:t xml:space="preserve"> (</w:t>
+            </w:r>
+            <w:hyperlink r:id="rId15" w:history="1">
               <w:r>
                 <w:rPr>
                   <w:rStyle w:val="Hyperlink"/>
@@ -632,17 +754,7 @@
                   <w:szCs w:val="18"/>
                   <w:shd w:val="clear" w:color="auto" w:fill="FFFFFF"/>
                 </w:rPr>
-                <w:t>secure multi-party computation</w:t>
-              </w:r>
-              <w:r>
-                <w:rPr>
-                  <w:rStyle w:val="Hyperlink"/>
-                  <w:rFonts w:ascii="PT Sans" w:hAnsi="PT Sans"/>
-                  <w:sz w:val="18"/>
-                  <w:szCs w:val="18"/>
-                  <w:shd w:val="clear" w:color="auto" w:fill="FFFFFF"/>
-                </w:rPr>
-                <w:t xml:space="preserve"> protocol</w:t>
+                <w:t>Proof of identity via iris matching</w:t>
               </w:r>
             </w:hyperlink>
             <w:r>
@@ -653,7 +765,7 @@
                 <w:szCs w:val="18"/>
                 <w:shd w:val="clear" w:color="auto" w:fill="FFFFFF"/>
               </w:rPr>
-              <w:t>, Rust/Python).</w:t>
+              <w:t>, Rust)</w:t>
             </w:r>
           </w:p>
         </w:tc>
@@ -12244,6 +12356,28 @@
               </w:rPr>
               <w:t>LaTeX, HTML/CSS</w:t>
             </w:r>
+            <w:r>
+              <w:rPr>
+                <w:rFonts w:ascii="PT Sans" w:hAnsi="PT Sans"/>
+                <w:color w:val="000000"/>
+                <w:sz w:val="18"/>
+                <w:szCs w:val="18"/>
+                <w:shd w:val="clear" w:color="auto" w:fill="FFFFFF"/>
+              </w:rPr>
+              <w:t xml:space="preserve">, </w:t>
+            </w:r>
+            <w:proofErr w:type="spellStart"/>
+            <w:r>
+              <w:rPr>
+                <w:rFonts w:ascii="PT Sans" w:hAnsi="PT Sans"/>
+                <w:color w:val="000000"/>
+                <w:sz w:val="18"/>
+                <w:szCs w:val="18"/>
+                <w:shd w:val="clear" w:color="auto" w:fill="FFFFFF"/>
+              </w:rPr>
+              <w:t>Circom</w:t>
+            </w:r>
+            <w:proofErr w:type="spellEnd"/>
           </w:p>
           <w:p>
             <w:pPr>
@@ -12589,7 +12723,7 @@
                 <w:shd w:val="clear" w:color="auto" w:fill="FFFFFF"/>
               </w:rPr>
             </w:pPr>
-            <w:hyperlink r:id="rId15" w:history="1">
+            <w:hyperlink r:id="rId16" w:history="1">
               <w:r>
                 <w:rPr>
                   <w:rStyle w:val="Hyperlink"/>
@@ -12748,7 +12882,7 @@
                 <w:shd w:val="clear" w:color="auto" w:fill="FFFFFF"/>
               </w:rPr>
             </w:pPr>
-            <w:hyperlink r:id="rId16" w:history="1">
+            <w:hyperlink r:id="rId17" w:history="1">
               <w:r>
                 <w:rPr>
                   <w:rStyle w:val="Hyperlink"/>
@@ -12922,7 +13056,7 @@
                 <w:shd w:val="clear" w:color="auto" w:fill="FFFFFF"/>
               </w:rPr>
             </w:pPr>
-            <w:hyperlink r:id="rId17" w:history="1">
+            <w:hyperlink r:id="rId18" w:history="1">
               <w:r>
                 <w:rPr>
                   <w:rStyle w:val="Hyperlink"/>
@@ -12986,16 +13120,7 @@
           <w:iCs/>
           <w:color w:val="808080" w:themeColor="background1" w:themeShade="80"/>
         </w:rPr>
-        <w:t>2</w:t>
-      </w:r>
-      <w:r>
-        <w:rPr>
-          <w:rFonts w:ascii="PT Sans" w:hAnsi="PT Sans"/>
-          <w:i/>
-          <w:iCs/>
-          <w:color w:val="808080" w:themeColor="background1" w:themeShade="80"/>
-        </w:rPr>
-        <w:t>3</w:t>
+        <w:t>17</w:t>
       </w:r>
       <w:r>
         <w:rPr>
@@ -13013,7 +13138,7 @@
           <w:iCs/>
           <w:color w:val="808080" w:themeColor="background1" w:themeShade="80"/>
         </w:rPr>
-        <w:t>Oct</w:t>
+        <w:t>Dec</w:t>
       </w:r>
       <w:r>
         <w:rPr>
@@ -13040,11 +13165,11 @@
           <w:iCs/>
           <w:color w:val="808080" w:themeColor="background1" w:themeShade="80"/>
         </w:rPr>
-        <w:t>4</w:t>
+        <w:t>5</w:t>
       </w:r>
     </w:p>
     <w:sectPr>
-      <w:headerReference w:type="default" r:id="rId18"/>
+      <w:headerReference w:type="default" r:id="rId19"/>
       <w:pgSz w:w="11900" w:h="16840"/>
       <w:pgMar w:top="1440" w:right="1440" w:bottom="1440" w:left="1440" w:header="708" w:footer="708" w:gutter="0"/>
       <w:cols w:space="708"/>

--- a/cv.docx
+++ b/cv.docx
@@ -1145,6 +1145,16 @@
               <w:t>Circom</w:t>
             </w:r>
             <w:proofErr w:type="spellEnd"/>
+            <w:r>
+              <w:rPr>
+                <w:rFonts w:ascii="PT Sans" w:hAnsi="PT Sans"/>
+                <w:color w:val="000000"/>
+                <w:sz w:val="18"/>
+                <w:szCs w:val="18"/>
+                <w:shd w:val="clear" w:color="auto" w:fill="FFFFFF"/>
+              </w:rPr>
+              <w:t>, Lean</w:t>
+            </w:r>
           </w:p>
           <w:p>
             <w:pPr>
@@ -13050,7 +13060,7 @@
           <w:iCs/>
           <w:color w:val="808080" w:themeColor="background1" w:themeShade="80"/>
         </w:rPr>
-        <w:t>29</w:t>
+        <w:t>7</w:t>
       </w:r>
       <w:r>
         <w:rPr>
@@ -13068,7 +13078,7 @@
           <w:iCs/>
           <w:color w:val="808080" w:themeColor="background1" w:themeShade="80"/>
         </w:rPr>
-        <w:t>Jun</w:t>
+        <w:t>Sep</w:t>
       </w:r>
       <w:r>
         <w:rPr>
